--- a/lightning/demo_printable.docx
+++ b/lightning/demo_printable.docx
@@ -2,18 +2,23 @@
 <file path=word/document.xml><?xml version="1.0" encoding="utf-8"?>
 <w:document xmlns:w="http://schemas.openxmlformats.org/wordprocessingml/2006/main" xmlns:m="http://schemas.openxmlformats.org/officeDocument/2006/math" xmlns:r="http://schemas.openxmlformats.org/officeDocument/2006/relationships" xmlns:o="urn:schemas-microsoft-com:office:office" xmlns:v="urn:schemas-microsoft-com:vml" xmlns:w10="urn:schemas-microsoft-com:office:word" xmlns:a="http://schemas.openxmlformats.org/drawingml/2006/main" xmlns:pic="http://schemas.openxmlformats.org/drawingml/2006/picture" xmlns:wp="http://schemas.openxmlformats.org/drawingml/2006/wordprocessingDrawing">
   <w:body>
-    <w:bookmarkStart w:id="35" w:name="示例讲义-精讲版demo-物理"/>
+    <w:bookmarkStart w:id="40" w:name="示例讲义-精讲版卖家秀-物理"/>
     <w:p>
       <w:pPr>
         <w:pStyle w:val="Heading1"/>
       </w:pPr>
       <w:r>
-        <w:t xml:space="preserve">示例讲义 · 精讲版（demo · 物理）</w:t>
+        <w:t xml:space="preserve">示例讲义 · 精讲版（卖家秀 · 物理）</w:t>
       </w:r>
     </w:p>
     <w:p>
       <w:pPr>
         <w:pStyle w:val="BlockText"/>
+        <w:pBdr>
+          <w:left w:val="single" w:sz="18" w:space="8" w:color="00838F"/>
+        </w:pBdr>
+        <w:shd w:val="clear" w:color="auto" w:fill="E8F3EC"/>
+        <w:spacing w:before="100"/>
       </w:pPr>
       <w:r>
         <w:t xml:space="preserve">这是一份</w:t>
@@ -32,7 +37,7 @@
         <w:t xml:space="preserve"> </w:t>
       </w:r>
       <w:r>
-        <w:t xml:space="preserve">学科特意选了</w:t>
+        <w:t xml:space="preserve">学科特意选</w:t>
       </w:r>
       <w:r>
         <w:rPr>
@@ -42,17 +47,10 @@
         <w:t xml:space="preserve">物理</w:t>
       </w:r>
       <w:r>
-        <w:t xml:space="preserve">（与 thunder 版的代数 demo 不同科），用来说明方法论骨架是</w:t>
-      </w:r>
-      <w:r>
         <w:rPr>
-          <w:bCs/>
-          <w:b/>
+          <w:color w:val="1E6B3A"/>
         </w:rPr>
-        <w:t xml:space="preserve">学科无关</w:t>
-      </w:r>
-      <w:r>
-        <w:t xml:space="preserve">的。</w:t>
+        <w:t xml:space="preserve">（与 thunder 版的代数 demo 不同科），且本章自带公式与下标，用来同时展示：🟢必记 / 🟣联系 / 🟠前后·联系 / ⚠易错 / 🔁镜像题 / 🔮存疑点 / 📋表格化密度 七种机制同框。</w:t>
       </w:r>
       <w:r>
         <w:t xml:space="preserve"> </w:t>
@@ -91,7 +89,7 @@
         </w:numPr>
       </w:pPr>
       <w:r>
-        <w:t xml:space="preserve">📍 [1.1] 牛顿第一定律（惯性定律）到底在说什么</w:t>
+        <w:t xml:space="preserve">📍 [1.1] 自由落体是什么：定义、条件、本质</w:t>
       </w:r>
     </w:p>
     <w:p>
@@ -103,7 +101,71 @@
         </w:numPr>
       </w:pPr>
       <w:r>
-        <w:t xml:space="preserve">📍 [1.2] 惯性是什么、由什么决定（质量是唯一量度）</w:t>
+        <w:t xml:space="preserve">📍 [2.1] 速度规律</w:t>
+      </w:r>
+      <w:r>
+        <w:t xml:space="preserve"> </w:t>
+      </w:r>
+      <m:oMath>
+        <m:r>
+          <m:t>v</m:t>
+        </m:r>
+        <m:r>
+          <m:rPr>
+            <m:sty m:val="p"/>
+          </m:rPr>
+          <m:t>=</m:t>
+        </m:r>
+        <m:r>
+          <m:t>g</m:t>
+        </m:r>
+        <m:r>
+          <m:t>t</m:t>
+        </m:r>
+      </m:oMath>
+      <w:r>
+        <w:t xml:space="preserve"> </w:t>
+      </w:r>
+      <w:r>
+        <w:t xml:space="preserve">与位移规律</w:t>
+      </w:r>
+      <w:r>
+        <w:t xml:space="preserve"> </w:t>
+      </w:r>
+      <m:oMath>
+        <m:r>
+          <m:t>h</m:t>
+        </m:r>
+        <m:r>
+          <m:rPr>
+            <m:sty m:val="p"/>
+          </m:rPr>
+          <m:t>=</m:t>
+        </m:r>
+        <m:r>
+          <m:rPr>
+            <m:sty m:val="p"/>
+          </m:rPr>
+          <m:t>½</m:t>
+        </m:r>
+        <m:r>
+          <m:t>g</m:t>
+        </m:r>
+        <m:r>
+          <m:t>t</m:t>
+        </m:r>
+        <m:r>
+          <m:rPr>
+            <m:sty m:val="p"/>
+          </m:rPr>
+          <m:t>²</m:t>
+        </m:r>
+      </m:oMath>
+      <w:r>
+        <w:t xml:space="preserve"> </w:t>
+      </w:r>
+      <w:r>
+        <w:t xml:space="preserve">怎么来的</w:t>
       </w:r>
     </w:p>
     <w:p>
@@ -115,17 +177,29 @@
         </w:numPr>
       </w:pPr>
       <w:r>
-        <w:t xml:space="preserve">📍 [1.3] 两个经典误区：不受力 vs 受力平衡；惯性“大小”的误解</w:t>
+        <w:t xml:space="preserve">📍 [2.2] 三公式一张表：何时用哪一个</w:t>
+      </w:r>
+    </w:p>
+    <w:p>
+      <w:pPr>
+        <w:pStyle w:val="Compact"/>
+        <w:numPr>
+          <w:ilvl w:val="0"/>
+          <w:numId w:val="1001"/>
+        </w:numPr>
+      </w:pPr>
+      <w:r>
+        <w:t xml:space="preserve">📍 [3.1] 竖直上抛的“对称性”：上升与下降为何互为镜像</w:t>
       </w:r>
     </w:p>
     <w:bookmarkEnd w:id="20"/>
-    <w:bookmarkStart w:id="26" w:name="板块-1牛顿第一定律"/>
+    <w:bookmarkStart w:id="25" w:name="板块-1自由落体"/>
     <w:p>
       <w:pPr>
         <w:pStyle w:val="Heading2"/>
       </w:pPr>
       <w:r>
-        <w:t xml:space="preserve">板块 1：牛顿第一定律</w:t>
+        <w:t xml:space="preserve">板块 1：自由落体</w:t>
       </w:r>
     </w:p>
     <w:bookmarkStart w:id="21" w:name="本板块三问"/>
@@ -149,7 +223,7 @@
         </w:numPr>
       </w:pPr>
       <w:r>
-        <w:t xml:space="preserve">定律到底在说什么？为什么“不受力”时物体会“保持原状”？</w:t>
+        <w:t xml:space="preserve">一张纸和一块石头同时松手，哪个先落地？你脱口而出的答案，真的经得起想吗？</w:t>
       </w:r>
     </w:p>
     <w:p>
@@ -161,7 +235,7 @@
         </w:numPr>
       </w:pPr>
       <w:r>
-        <w:t xml:space="preserve">它为什么没法从实验中学证，却仍被当成力学基石？</w:t>
+        <w:t xml:space="preserve">自由落体凭什么“自由”？它到底受不受力？</w:t>
       </w:r>
     </w:p>
     <w:p>
@@ -177,13 +251,13 @@
       </w:r>
     </w:p>
     <w:bookmarkEnd w:id="21"/>
-    <w:bookmarkStart w:id="22" w:name="定律长什么样"/>
+    <w:bookmarkStart w:id="22" w:name="定义与条件"/>
     <w:p>
       <w:pPr>
         <w:pStyle w:val="Heading3"/>
       </w:pPr>
       <w:r>
-        <w:t xml:space="preserve">📍 [1.1] 定律长什么样</w:t>
+        <w:t xml:space="preserve">📍 [1.1] 定义与条件</w:t>
       </w:r>
     </w:p>
     <w:p>
@@ -213,25 +287,24 @@
         <w:pStyle w:val="BodyText"/>
       </w:pPr>
       <w:r>
-        <w:t xml:space="preserve">内容（牛顿第一定律 / 惯性定律）：</w:t>
-      </w:r>
-    </w:p>
-    <w:p>
-      <w:pPr>
-        <w:pStyle w:val="BlockText"/>
-      </w:pPr>
-      <w:r>
-        <w:t xml:space="preserve">一切物体总保持</w:t>
-      </w:r>
-      <w:r>
         <w:rPr>
           <w:bCs/>
           <w:b/>
         </w:rPr>
-        <w:t xml:space="preserve">匀速直线运动</w:t>
-      </w:r>
-      <w:r>
-        <w:t xml:space="preserve">或</w:t>
+        <w:t xml:space="preserve">自由落体</w:t>
+      </w:r>
+      <w:r>
+        <w:t xml:space="preserve">：物体</w:t>
+      </w:r>
+      <w:r>
+        <w:rPr>
+          <w:bCs/>
+          <w:b/>
+        </w:rPr>
+        <w:t xml:space="preserve">只在重力作用下</w:t>
+      </w:r>
+      <w:r>
+        <w:t xml:space="preserve">，从</w:t>
       </w:r>
       <w:r>
         <w:rPr>
@@ -241,15 +314,15 @@
         <w:t xml:space="preserve">静止</w:t>
       </w:r>
       <w:r>
-        <w:t xml:space="preserve">状态，直到有外力迫使它改变这种状态为止。</w:t>
-      </w:r>
-    </w:p>
-    <w:p>
-      <w:pPr>
-        <w:pStyle w:val="FirstParagraph"/>
-      </w:pPr>
-      <w:r>
-        <w:t xml:space="preserve">把这句话拆开读：</w:t>
+        <w:t xml:space="preserve">开始下落的运动。</w:t>
+      </w:r>
+    </w:p>
+    <w:p>
+      <w:pPr>
+        <w:pStyle w:val="BodyText"/>
+      </w:pPr>
+      <w:r>
+        <w:t xml:space="preserve">两个条件要同时成立，缺一不可：</w:t>
       </w:r>
     </w:p>
     <w:p>
@@ -261,26 +334,14 @@
         </w:numPr>
       </w:pPr>
       <w:r>
-        <w:t xml:space="preserve">“</w:t>
-      </w:r>
-      <w:r>
-        <w:t xml:space="preserve">总保持</w:t>
-      </w:r>
-      <w:r>
-        <w:t xml:space="preserve">”</w:t>
-      </w:r>
-      <w:r>
-        <w:t xml:space="preserve">——默认状态就是</w:t>
-      </w:r>
-      <w:r>
         <w:rPr>
           <w:bCs/>
           <w:b/>
         </w:rPr>
-        <w:t xml:space="preserve">不变</w:t>
-      </w:r>
-      <w:r>
-        <w:t xml:space="preserve">，不是“需要力来维持动”。</w:t>
+        <w:t xml:space="preserve">只受重力</w:t>
+      </w:r>
+      <w:r>
+        <w:t xml:space="preserve">：空气阻力忽略不计（真空中或密度大、速度快的物体近似成立）。</w:t>
       </w:r>
     </w:p>
     <w:p>
@@ -292,65 +353,82 @@
         </w:numPr>
       </w:pPr>
       <w:r>
-        <w:t xml:space="preserve">“</w:t>
-      </w:r>
-      <w:r>
-        <w:t xml:space="preserve">直到外力迫使</w:t>
-      </w:r>
-      <w:r>
-        <w:t xml:space="preserve">”</w:t>
-      </w:r>
-      <w:r>
-        <w:t xml:space="preserve">——</w:t>
-      </w:r>
-      <w:r>
         <w:rPr>
           <w:bCs/>
           <w:b/>
         </w:rPr>
-        <w:t xml:space="preserve">力是改变运动状态的原因，不是维持运动的原因</w:t>
-      </w:r>
-      <w:r>
-        <w:t xml:space="preserve">。这是和日常直觉最反着的一句。</w:t>
-      </w:r>
-    </w:p>
-    <w:p>
-      <w:pPr>
-        <w:pStyle w:val="Compact"/>
-        <w:numPr>
-          <w:ilvl w:val="0"/>
-          <w:numId w:val="1003"/>
-        </w:numPr>
-      </w:pPr>
-      <w:r>
-        <w:t xml:space="preserve">历史上的坑：亚里士多德认为“有力才有运动，撤力就停”。伽利略用</w:t>
+        <w:t xml:space="preserve">初速度为零</w:t>
+      </w:r>
+      <w:r>
+        <w:t xml:space="preserve">：是“下落”，不是“被甩出去”。</w:t>
+      </w:r>
+    </w:p>
+    <w:p>
+      <w:pPr>
+        <w:pStyle w:val="FirstParagraph"/>
+      </w:pPr>
+      <w:r>
+        <w:t xml:space="preserve">本质一句话：自由落体是</w:t>
       </w:r>
       <w:r>
         <w:rPr>
           <w:bCs/>
           <w:b/>
         </w:rPr>
-        <w:t xml:space="preserve">理想斜面实验</w:t>
-      </w:r>
-      <w:r>
-        <w:t xml:space="preserve">想通了——若平面绝对光滑、无摩擦，滑块会永远匀速滑下去；</w:t>
-      </w:r>
-      <w:r>
-        <w:t xml:space="preserve">“</w:t>
-      </w:r>
-      <w:r>
-        <w:t xml:space="preserve">停下</w:t>
-      </w:r>
-      <w:r>
-        <w:t xml:space="preserve">”</w:t>
-      </w:r>
-      <w:r>
-        <w:t xml:space="preserve">是因为摩擦这个外力。牛顿把这条路总结成定律。</w:t>
-      </w:r>
-    </w:p>
-    <w:p>
-      <w:pPr>
-        <w:pStyle w:val="FirstParagraph"/>
+        <w:t xml:space="preserve">初速度为零、加速度为 g 的匀加速直线运动</w:t>
+      </w:r>
+      <w:r>
+        <w:t xml:space="preserve">。它没脱离你已经会的运动学，只是把</w:t>
+      </w:r>
+      <w:r>
+        <w:t xml:space="preserve"> </w:t>
+      </w:r>
+      <m:oMath>
+        <m:r>
+          <m:t>a</m:t>
+        </m:r>
+      </m:oMath>
+      <w:r>
+        <w:t xml:space="preserve"> </w:t>
+      </w:r>
+      <w:r>
+        <w:t xml:space="preserve">换成了</w:t>
+      </w:r>
+      <w:r>
+        <w:t xml:space="preserve"> </w:t>
+      </w:r>
+      <m:oMath>
+        <m:r>
+          <m:t>g</m:t>
+        </m:r>
+      </m:oMath>
+      <w:r>
+        <w:t xml:space="preserve">、把</w:t>
+      </w:r>
+      <w:r>
+        <w:t xml:space="preserve"> </w:t>
+      </w:r>
+      <m:oMath>
+        <m:r>
+          <m:t>v</m:t>
+        </m:r>
+        <m:r>
+          <m:rPr>
+            <m:sty m:val="p"/>
+          </m:rPr>
+          <m:t>₀</m:t>
+        </m:r>
+      </m:oMath>
+      <w:r>
+        <w:t xml:space="preserve"> </w:t>
+      </w:r>
+      <w:r>
+        <w:t xml:space="preserve">设成了 0。</w:t>
+      </w:r>
+    </w:p>
+    <w:p>
+      <w:pPr>
+        <w:pStyle w:val="BodyText"/>
         <w:shd w:val="clear" w:color="auto" w:fill="E8F3EC"/>
         <w:spacing w:before="100"/>
       </w:pPr>
@@ -380,49 +458,7 @@
         </w:numPr>
       </w:pPr>
       <w:r>
-        <w:t xml:space="preserve">定律原文三要素：</w:t>
-      </w:r>
-      <w:r>
-        <w:rPr>
-          <w:bCs/>
-          <w:b/>
-        </w:rPr>
-        <w:t xml:space="preserve">总保持</w:t>
-      </w:r>
-      <w:r>
-        <w:t xml:space="preserve"> </w:t>
-      </w:r>
-      <w:r>
-        <w:t xml:space="preserve">/</w:t>
-      </w:r>
-      <w:r>
-        <w:t xml:space="preserve"> </w:t>
-      </w:r>
-      <w:r>
-        <w:rPr>
-          <w:bCs/>
-          <w:b/>
-        </w:rPr>
-        <w:t xml:space="preserve">匀速直线或静止</w:t>
-      </w:r>
-      <w:r>
-        <w:t xml:space="preserve"> </w:t>
-      </w:r>
-      <w:r>
-        <w:t xml:space="preserve">/</w:t>
-      </w:r>
-      <w:r>
-        <w:t xml:space="preserve"> </w:t>
-      </w:r>
-      <w:r>
-        <w:rPr>
-          <w:bCs/>
-          <w:b/>
-        </w:rPr>
-        <w:t xml:space="preserve">直到外力迫使</w:t>
-      </w:r>
-      <w:r>
-        <w:t xml:space="preserve">。</w:t>
+        <w:t xml:space="preserve">两个条件：只受重力 + 初速为零。</w:t>
       </w:r>
     </w:p>
     <w:p>
@@ -434,20 +470,27 @@
         </w:numPr>
       </w:pPr>
       <w:r>
-        <w:t xml:space="preserve">力的准确定位：力 ⇒ 改变运动状态（产生加速度），</w:t>
-      </w:r>
-      <w:r>
-        <w:rPr>
-          <w:bCs/>
-          <w:b/>
-        </w:rPr>
-        <w:t xml:space="preserve">不</w:t>
-      </w:r>
-      <w:r>
-        <w:t xml:space="preserve"> </w:t>
-      </w:r>
-      <w:r>
-        <w:t xml:space="preserve">⇒ 维持运动。</w:t>
+        <w:t xml:space="preserve">运动性质：初速为零的匀加速直线运动，加速度</w:t>
+      </w:r>
+      <w:r>
+        <w:t xml:space="preserve"> </w:t>
+      </w:r>
+      <m:oMath>
+        <m:r>
+          <m:t>a</m:t>
+        </m:r>
+        <m:r>
+          <m:rPr>
+            <m:sty m:val="p"/>
+          </m:rPr>
+          <m:t>=</m:t>
+        </m:r>
+        <m:r>
+          <m:t>g</m:t>
+        </m:r>
+      </m:oMath>
+      <w:r>
+        <w:t xml:space="preserve">。</w:t>
       </w:r>
     </w:p>
     <w:p>
@@ -459,7 +502,26 @@
         </w:numPr>
       </w:pPr>
       <w:r>
-        <w:t xml:space="preserve">它给出了“不受力”时的标准答案，也定义了什么叫“运动状态不变”。</w:t>
+        <w:t xml:space="preserve">“</w:t>
+      </w:r>
+      <w:r>
+        <w:t xml:space="preserve">自由</w:t>
+      </w:r>
+      <w:r>
+        <w:t xml:space="preserve">”</w:t>
+      </w:r>
+      <w:r>
+        <w:t xml:space="preserve">不是“不受力”，恰恰相反——它</w:t>
+      </w:r>
+      <w:r>
+        <w:rPr>
+          <w:bCs/>
+          <w:b/>
+        </w:rPr>
+        <w:t xml:space="preserve">只受重力</w:t>
+      </w:r>
+      <w:r>
+        <w:t xml:space="preserve">，重力就是那个让它加速的力。</w:t>
       </w:r>
     </w:p>
     <w:p>
@@ -489,30 +551,151 @@
         <w:pStyle w:val="BodyText"/>
       </w:pPr>
       <w:r>
-        <w:t xml:space="preserve">它和</w:t>
+        <w:t xml:space="preserve">它和你在 [板块 2] 要写的</w:t>
       </w:r>
       <w:r>
         <w:rPr>
           <w:bCs/>
           <w:b/>
         </w:rPr>
-        <w:t xml:space="preserve">牛顿第二定律</w:t>
-      </w:r>
-      <w:r>
-        <w:t xml:space="preserve">（F = ma）是同一家族：第一定律就是第二定律在</w:t>
-      </w:r>
-      <w:r>
-        <w:t xml:space="preserve"> </w:t>
-      </w:r>
-      <w:r>
-        <w:rPr>
-          <w:bCs/>
-          <w:b/>
-        </w:rPr>
-        <w:t xml:space="preserve">a = 0</w:t>
-      </w:r>
-      <w:r>
-        <w:t xml:space="preserve">（合力为零）时的特例；同时第一定律也是“惯性”这个概念的来源——正因为物体“总想保持原状”，才谈得上“惯性”。</w:t>
+        <w:t xml:space="preserve">匀变速直线运动</w:t>
+      </w:r>
+      <w:r>
+        <w:t xml:space="preserve">是同一族：把通式</w:t>
+      </w:r>
+      <w:r>
+        <w:t xml:space="preserve"> </w:t>
+      </w:r>
+      <m:oMath>
+        <m:r>
+          <m:t>v</m:t>
+        </m:r>
+        <m:r>
+          <m:rPr>
+            <m:sty m:val="p"/>
+          </m:rPr>
+          <m:t>=</m:t>
+        </m:r>
+        <m:r>
+          <m:t>v</m:t>
+        </m:r>
+        <m:r>
+          <m:rPr>
+            <m:sty m:val="p"/>
+          </m:rPr>
+          <m:t>₀</m:t>
+        </m:r>
+        <m:r>
+          <m:rPr>
+            <m:sty m:val="p"/>
+          </m:rPr>
+          <m:t>+</m:t>
+        </m:r>
+        <m:r>
+          <m:t>a</m:t>
+        </m:r>
+        <m:r>
+          <m:t>t</m:t>
+        </m:r>
+      </m:oMath>
+      <w:r>
+        <w:t xml:space="preserve">、</w:t>
+      </w:r>
+      <m:oMath>
+        <m:r>
+          <m:t>h</m:t>
+        </m:r>
+        <m:r>
+          <m:rPr>
+            <m:sty m:val="p"/>
+          </m:rPr>
+          <m:t>=</m:t>
+        </m:r>
+        <m:r>
+          <m:t>v</m:t>
+        </m:r>
+        <m:r>
+          <m:rPr>
+            <m:sty m:val="p"/>
+          </m:rPr>
+          <m:t>₀</m:t>
+        </m:r>
+        <m:r>
+          <m:t>t</m:t>
+        </m:r>
+        <m:r>
+          <m:rPr>
+            <m:sty m:val="p"/>
+          </m:rPr>
+          <m:t>+</m:t>
+        </m:r>
+        <m:r>
+          <m:rPr>
+            <m:sty m:val="p"/>
+          </m:rPr>
+          <m:t>½</m:t>
+        </m:r>
+        <m:r>
+          <m:t>a</m:t>
+        </m:r>
+        <m:r>
+          <m:t>t</m:t>
+        </m:r>
+        <m:r>
+          <m:rPr>
+            <m:sty m:val="p"/>
+          </m:rPr>
+          <m:t>²</m:t>
+        </m:r>
+      </m:oMath>
+      <w:r>
+        <w:t xml:space="preserve"> </w:t>
+      </w:r>
+      <w:r>
+        <w:t xml:space="preserve">里令</w:t>
+      </w:r>
+      <w:r>
+        <w:t xml:space="preserve"> </w:t>
+      </w:r>
+      <m:oMath>
+        <m:r>
+          <m:t>v</m:t>
+        </m:r>
+        <m:r>
+          <m:rPr>
+            <m:sty m:val="p"/>
+          </m:rPr>
+          <m:t>₀</m:t>
+        </m:r>
+        <m:r>
+          <m:rPr>
+            <m:sty m:val="p"/>
+          </m:rPr>
+          <m:t>=</m:t>
+        </m:r>
+        <m:r>
+          <m:t>0</m:t>
+        </m:r>
+      </m:oMath>
+      <w:r>
+        <w:t xml:space="preserve">、</w:t>
+      </w:r>
+      <m:oMath>
+        <m:r>
+          <m:t>a</m:t>
+        </m:r>
+        <m:r>
+          <m:rPr>
+            <m:sty m:val="p"/>
+          </m:rPr>
+          <m:t>=</m:t>
+        </m:r>
+        <m:r>
+          <m:t>g</m:t>
+        </m:r>
+      </m:oMath>
+      <w:r>
+        <w:t xml:space="preserve">，立刻得到自由落体公式。所以自由落体不是新物种，是匀变速在直线上的特例。</w:t>
       </w:r>
     </w:p>
     <w:p>
@@ -547,7 +730,7 @@
         </w:numPr>
       </w:pPr>
       <w:r>
-        <w:t xml:space="preserve">前置：运动学（速度、运动状态的概念）</w:t>
+        <w:t xml:space="preserve">前置：匀变速直线运动（速度公式、位移公式）、重力概念</w:t>
       </w:r>
     </w:p>
     <w:p>
@@ -559,7 +742,7 @@
         </w:numPr>
       </w:pPr>
       <w:r>
-        <w:t xml:space="preserve">后置：牛顿第二定律、第三定律；受力分析</w:t>
+        <w:t xml:space="preserve">后置：竖直上抛、平抛与斜抛（都是“先匀变速、再叠加”）</w:t>
       </w:r>
     </w:p>
     <w:p>
@@ -571,8 +754,16 @@
         </w:numPr>
       </w:pPr>
       <w:r>
-        <w:t xml:space="preserve">考向：选择题高频考“力与运动关系”的辨析（最容易用日常直觉答错）</w:t>
-      </w:r>
+        <w:t xml:space="preserve">考向：选择题常考“同时落地”辨析；实验题考用打点计时器测</w:t>
+      </w:r>
+      <w:r>
+        <w:t xml:space="preserve"> </w:t>
+      </w:r>
+      <m:oMath>
+        <m:r>
+          <m:t>g</m:t>
+        </m:r>
+      </m:oMath>
     </w:p>
     <w:p>
       <w:pPr>
@@ -583,7 +774,77 @@
         </w:numPr>
       </w:pPr>
       <w:r>
-        <w:t xml:space="preserve">同构：惯性参考系的定义本身就依赖这条定律</w:t>
+        <w:t xml:space="preserve">同构：电荷在均匀电场中由静止加速，公式</w:t>
+      </w:r>
+      <w:r>
+        <w:t xml:space="preserve"> </w:t>
+      </w:r>
+      <m:oMath>
+        <m:r>
+          <m:t>v</m:t>
+        </m:r>
+        <m:r>
+          <m:rPr>
+            <m:sty m:val="p"/>
+          </m:rPr>
+          <m:t>²</m:t>
+        </m:r>
+        <m:r>
+          <m:rPr>
+            <m:sty m:val="p"/>
+          </m:rPr>
+          <m:t>=</m:t>
+        </m:r>
+        <m:r>
+          <m:t>2</m:t>
+        </m:r>
+        <m:r>
+          <m:t>a</m:t>
+        </m:r>
+        <m:r>
+          <m:t>d</m:t>
+        </m:r>
+      </m:oMath>
+      <w:r>
+        <w:t xml:space="preserve"> </w:t>
+      </w:r>
+      <w:r>
+        <w:t xml:space="preserve">与</w:t>
+      </w:r>
+      <w:r>
+        <w:t xml:space="preserve"> </w:t>
+      </w:r>
+      <m:oMath>
+        <m:r>
+          <m:t>v</m:t>
+        </m:r>
+        <m:r>
+          <m:rPr>
+            <m:sty m:val="p"/>
+          </m:rPr>
+          <m:t>²</m:t>
+        </m:r>
+        <m:r>
+          <m:rPr>
+            <m:sty m:val="p"/>
+          </m:rPr>
+          <m:t>=</m:t>
+        </m:r>
+        <m:r>
+          <m:t>2</m:t>
+        </m:r>
+        <m:r>
+          <m:t>g</m:t>
+        </m:r>
+        <m:r>
+          <m:t>h</m:t>
+        </m:r>
+      </m:oMath>
+      <w:r>
+        <w:t xml:space="preserve"> </w:t>
+      </w:r>
+      <w:r>
+        <w:t xml:space="preserve">同构——都是“恒力场中由静到动”</w:t>
       </w:r>
     </w:p>
     <w:p>
@@ -595,29 +856,239 @@
         </w:numPr>
       </w:pPr>
       <w:r>
-        <w:t xml:space="preserve">其他：生活里的“急刹前倾”</w:t>
-      </w:r>
+        <w:t xml:space="preserve">其他：生活里“苹果落地”只是最朴素的特例，月球绕地也是“落”，只是有横向速度</w:t>
+      </w:r>
+    </w:p>
+    <w:bookmarkEnd w:id="22"/>
+    <w:bookmarkStart w:id="23" w:name="自问自答最容易一看就懂的地方"/>
+    <w:p>
+      <w:pPr>
+        <w:pStyle w:val="Heading3"/>
+      </w:pPr>
+      <w:r>
+        <w:t xml:space="preserve">🤔 自问自答（最容易“一看就懂”的地方）</w:t>
+      </w:r>
+    </w:p>
+    <w:p>
+      <w:pPr>
+        <w:pStyle w:val="FirstParagraph"/>
+      </w:pPr>
+      <w:r>
+        <w:t xml:space="preserve">问：羽毛和铁球在真空里谁先落地？</w:t>
+      </w:r>
+    </w:p>
+    <w:p>
+      <w:pPr>
+        <w:pStyle w:val="BodyText"/>
+      </w:pPr>
+      <w:r>
+        <w:t xml:space="preserve">答：</w:t>
+      </w:r>
+      <w:r>
+        <w:rPr>
+          <w:bCs/>
+          <w:b/>
+        </w:rPr>
+        <w:t xml:space="preserve">同时</w:t>
+      </w:r>
+      <w:r>
+        <w:t xml:space="preserve">。真空没有空气阻力，两者都只受重力、初速都为零，加速度都是</w:t>
+      </w:r>
+      <w:r>
+        <w:t xml:space="preserve"> </w:t>
+      </w:r>
+      <m:oMath>
+        <m:r>
+          <m:t>g</m:t>
+        </m:r>
+      </m:oMath>
+      <w:r>
+        <w:t xml:space="preserve">，从同一高度下落时间必然相同。差别只在空气阻力——日常看到羽毛飘，是阻力在捣乱，不是重力偏心。</w:t>
+      </w:r>
+    </w:p>
+    <w:bookmarkEnd w:id="23"/>
+    <w:bookmarkStart w:id="24" w:name="三问简答"/>
+    <w:p>
+      <w:pPr>
+        <w:pStyle w:val="Heading3"/>
+      </w:pPr>
+      <w:r>
+        <w:rPr>
+          <w:color w:val="1E6B3A"/>
+        </w:rPr>
+        <w:t xml:space="preserve">✅ 三问简答</w:t>
+      </w:r>
+    </w:p>
+    <w:p>
+      <w:pPr>
+        <w:pStyle w:val="Compact"/>
+        <w:numPr>
+          <w:ilvl w:val="0"/>
+          <w:numId w:val="1006"/>
+        </w:numPr>
+      </w:pPr>
+      <w:r>
+        <w:t xml:space="preserve">都受重力、初速都为零时，同时落地；日常不同步是空气阻力造成的假象。</w:t>
+      </w:r>
+    </w:p>
+    <w:p>
+      <w:pPr>
+        <w:pStyle w:val="Compact"/>
+        <w:numPr>
+          <w:ilvl w:val="0"/>
+          <w:numId w:val="1006"/>
+        </w:numPr>
+      </w:pPr>
       <w:r>
         <w:t xml:space="preserve">“</w:t>
       </w:r>
       <w:r>
-        <w:t xml:space="preserve">光滑冰面越滑越远</w:t>
+        <w:t xml:space="preserve">自由</w:t>
       </w:r>
       <w:r>
         <w:t xml:space="preserve">”</w:t>
       </w:r>
       <w:r>
-        <w:t xml:space="preserve">都是惯性现象，不是“有股力在推”</w:t>
-      </w:r>
-    </w:p>
-    <w:bookmarkEnd w:id="22"/>
-    <w:bookmarkStart w:id="23" w:name="惯性是什么由什么决定"/>
+        <w:t xml:space="preserve">=只受重力；它当然受力，重力正是加速度的来源。</w:t>
+      </w:r>
+    </w:p>
+    <w:p>
+      <w:pPr>
+        <w:pStyle w:val="Compact"/>
+        <w:numPr>
+          <w:ilvl w:val="0"/>
+          <w:numId w:val="1006"/>
+        </w:numPr>
+      </w:pPr>
+      <w:r>
+        <w:t xml:space="preserve">最易栽在：把“自由”误读成“不受力”、把空气阻力造成的快慢当成规律。</w:t>
+      </w:r>
+    </w:p>
+    <w:bookmarkEnd w:id="24"/>
+    <w:bookmarkEnd w:id="25"/>
+    <w:bookmarkStart w:id="30" w:name="板块-2规律与公式"/>
+    <w:p>
+      <w:pPr>
+        <w:pStyle w:val="Heading2"/>
+      </w:pPr>
+      <w:r>
+        <w:t xml:space="preserve">板块 2：规律与公式</w:t>
+      </w:r>
+    </w:p>
+    <w:bookmarkStart w:id="26" w:name="本板块三问-1"/>
     <w:p>
       <w:pPr>
         <w:pStyle w:val="Heading3"/>
       </w:pPr>
       <w:r>
-        <w:t xml:space="preserve">📍 [1.2] 惯性是什么、由什么决定</w:t>
+        <w:rPr>
+          <w:color w:val="B26B00"/>
+        </w:rPr>
+        <w:t xml:space="preserve">❓ 本板块三问</w:t>
+      </w:r>
+    </w:p>
+    <w:p>
+      <w:pPr>
+        <w:pStyle w:val="Compact"/>
+        <w:numPr>
+          <w:ilvl w:val="0"/>
+          <w:numId w:val="1007"/>
+        </w:numPr>
+      </w:pPr>
+      <m:oMath>
+        <m:r>
+          <m:t>v</m:t>
+        </m:r>
+        <m:r>
+          <m:rPr>
+            <m:sty m:val="p"/>
+          </m:rPr>
+          <m:t>=</m:t>
+        </m:r>
+        <m:r>
+          <m:t>g</m:t>
+        </m:r>
+        <m:r>
+          <m:t>t</m:t>
+        </m:r>
+      </m:oMath>
+      <w:r>
+        <w:t xml:space="preserve"> </w:t>
+      </w:r>
+      <w:r>
+        <w:t xml:space="preserve">和</w:t>
+      </w:r>
+      <w:r>
+        <w:t xml:space="preserve"> </w:t>
+      </w:r>
+      <m:oMath>
+        <m:r>
+          <m:t>h</m:t>
+        </m:r>
+        <m:r>
+          <m:rPr>
+            <m:sty m:val="p"/>
+          </m:rPr>
+          <m:t>=</m:t>
+        </m:r>
+        <m:r>
+          <m:rPr>
+            <m:sty m:val="p"/>
+          </m:rPr>
+          <m:t>½</m:t>
+        </m:r>
+        <m:r>
+          <m:t>g</m:t>
+        </m:r>
+        <m:r>
+          <m:t>t</m:t>
+        </m:r>
+        <m:r>
+          <m:rPr>
+            <m:sty m:val="p"/>
+          </m:rPr>
+          <m:t>²</m:t>
+        </m:r>
+      </m:oMath>
+      <w:r>
+        <w:t xml:space="preserve"> </w:t>
+      </w:r>
+      <w:r>
+        <w:t xml:space="preserve">凭什么长这样？</w:t>
+      </w:r>
+    </w:p>
+    <w:p>
+      <w:pPr>
+        <w:pStyle w:val="Compact"/>
+        <w:numPr>
+          <w:ilvl w:val="0"/>
+          <w:numId w:val="1007"/>
+        </w:numPr>
+      </w:pPr>
+      <w:r>
+        <w:t xml:space="preserve">三个公式，做题时该抓哪一个？</w:t>
+      </w:r>
+    </w:p>
+    <w:p>
+      <w:pPr>
+        <w:pStyle w:val="Compact"/>
+        <w:numPr>
+          <w:ilvl w:val="0"/>
+          <w:numId w:val="1007"/>
+        </w:numPr>
+      </w:pPr>
+      <w:r>
+        <w:t xml:space="preserve">实际用的时候，人最容易栽在哪一脚？</w:t>
+      </w:r>
+    </w:p>
+    <w:bookmarkEnd w:id="26"/>
+    <w:bookmarkStart w:id="27" w:name="公式怎么来的"/>
+    <w:p>
+      <w:pPr>
+        <w:pStyle w:val="Heading3"/>
+      </w:pPr>
+      <w:r>
+        <w:t xml:space="preserve">📍 [2.1] 公式怎么来的</w:t>
       </w:r>
     </w:p>
     <w:p>
@@ -647,71 +1118,980 @@
         <w:pStyle w:val="BodyText"/>
       </w:pPr>
       <w:r>
-        <w:t xml:space="preserve">惯性是物体</w:t>
+        <w:t xml:space="preserve">从匀变速通式出发，令</w:t>
+      </w:r>
+      <w:r>
+        <w:t xml:space="preserve"> </w:t>
+      </w:r>
+      <m:oMath>
+        <m:r>
+          <m:t>v</m:t>
+        </m:r>
+        <m:r>
+          <m:rPr>
+            <m:sty m:val="p"/>
+          </m:rPr>
+          <m:t>₀</m:t>
+        </m:r>
+        <m:r>
+          <m:rPr>
+            <m:sty m:val="p"/>
+          </m:rPr>
+          <m:t>=</m:t>
+        </m:r>
+        <m:r>
+          <m:t>0</m:t>
+        </m:r>
+      </m:oMath>
+      <w:r>
+        <w:t xml:space="preserve">、</w:t>
+      </w:r>
+      <m:oMath>
+        <m:r>
+          <m:t>a</m:t>
+        </m:r>
+        <m:r>
+          <m:rPr>
+            <m:sty m:val="p"/>
+          </m:rPr>
+          <m:t>=</m:t>
+        </m:r>
+        <m:r>
+          <m:t>g</m:t>
+        </m:r>
+      </m:oMath>
+      <w:r>
+        <w:t xml:space="preserve">、位移记作</w:t>
+      </w:r>
+      <w:r>
+        <w:t xml:space="preserve"> </w:t>
+      </w:r>
+      <m:oMath>
+        <m:r>
+          <m:t>h</m:t>
+        </m:r>
+      </m:oMath>
+      <w:r>
+        <w:t xml:space="preserve">（向下为正）：</w:t>
+      </w:r>
+    </w:p>
+    <w:p>
+      <w:pPr>
+        <w:pStyle w:val="Compact"/>
+        <w:numPr>
+          <w:ilvl w:val="0"/>
+          <w:numId w:val="1008"/>
+        </w:numPr>
+      </w:pPr>
+      <w:r>
+        <w:t xml:space="preserve">速度—时间：</w:t>
+      </w:r>
+      <m:oMath>
+        <m:r>
+          <m:t>v</m:t>
+        </m:r>
+        <m:r>
+          <m:rPr>
+            <m:sty m:val="p"/>
+          </m:rPr>
+          <m:t>=</m:t>
+        </m:r>
+        <m:r>
+          <m:t>v</m:t>
+        </m:r>
+        <m:r>
+          <m:rPr>
+            <m:sty m:val="p"/>
+          </m:rPr>
+          <m:t>₀</m:t>
+        </m:r>
+        <m:r>
+          <m:rPr>
+            <m:sty m:val="p"/>
+          </m:rPr>
+          <m:t>+</m:t>
+        </m:r>
+        <m:r>
+          <m:t>a</m:t>
+        </m:r>
+        <m:r>
+          <m:t>t</m:t>
+        </m:r>
+        <m:r>
+          <m:rPr>
+            <m:sty m:val="p"/>
+          </m:rPr>
+          <m:t>⇒</m:t>
+        </m:r>
+        <m:r>
+          <m:t>v</m:t>
+        </m:r>
+        <m:r>
+          <m:rPr>
+            <m:sty m:val="p"/>
+          </m:rPr>
+          <m:t>=</m:t>
+        </m:r>
+        <m:r>
+          <m:t>g</m:t>
+        </m:r>
+        <m:r>
+          <m:t>t</m:t>
+        </m:r>
+      </m:oMath>
+    </w:p>
+    <w:p>
+      <w:pPr>
+        <w:pStyle w:val="Compact"/>
+        <w:numPr>
+          <w:ilvl w:val="0"/>
+          <w:numId w:val="1008"/>
+        </w:numPr>
+      </w:pPr>
+      <w:r>
+        <w:t xml:space="preserve">位移—时间：</w:t>
+      </w:r>
+      <m:oMath>
+        <m:r>
+          <m:t>h</m:t>
+        </m:r>
+        <m:r>
+          <m:rPr>
+            <m:sty m:val="p"/>
+          </m:rPr>
+          <m:t>=</m:t>
+        </m:r>
+        <m:r>
+          <m:t>v</m:t>
+        </m:r>
+        <m:r>
+          <m:rPr>
+            <m:sty m:val="p"/>
+          </m:rPr>
+          <m:t>₀</m:t>
+        </m:r>
+        <m:r>
+          <m:t>t</m:t>
+        </m:r>
+        <m:r>
+          <m:rPr>
+            <m:sty m:val="p"/>
+          </m:rPr>
+          <m:t>+</m:t>
+        </m:r>
+        <m:r>
+          <m:rPr>
+            <m:sty m:val="p"/>
+          </m:rPr>
+          <m:t>½</m:t>
+        </m:r>
+        <m:r>
+          <m:t>a</m:t>
+        </m:r>
+        <m:r>
+          <m:t>t</m:t>
+        </m:r>
+        <m:r>
+          <m:rPr>
+            <m:sty m:val="p"/>
+          </m:rPr>
+          <m:t>²</m:t>
+        </m:r>
+        <m:r>
+          <m:rPr>
+            <m:sty m:val="p"/>
+          </m:rPr>
+          <m:t>⇒</m:t>
+        </m:r>
+        <m:r>
+          <m:t>h</m:t>
+        </m:r>
+        <m:r>
+          <m:rPr>
+            <m:sty m:val="p"/>
+          </m:rPr>
+          <m:t>=</m:t>
+        </m:r>
+        <m:r>
+          <m:rPr>
+            <m:sty m:val="p"/>
+          </m:rPr>
+          <m:t>½</m:t>
+        </m:r>
+        <m:r>
+          <m:t>g</m:t>
+        </m:r>
+        <m:r>
+          <m:t>t</m:t>
+        </m:r>
+        <m:r>
+          <m:rPr>
+            <m:sty m:val="p"/>
+          </m:rPr>
+          <m:t>²</m:t>
+        </m:r>
+      </m:oMath>
+    </w:p>
+    <w:p>
+      <w:pPr>
+        <w:pStyle w:val="Compact"/>
+        <w:numPr>
+          <w:ilvl w:val="0"/>
+          <w:numId w:val="1008"/>
+        </w:numPr>
+      </w:pPr>
+      <w:r>
+        <w:t xml:space="preserve">消去</w:t>
+      </w:r>
+      <w:r>
+        <w:t xml:space="preserve"> </w:t>
+      </w:r>
+      <m:oMath>
+        <m:r>
+          <m:t>t</m:t>
+        </m:r>
+      </m:oMath>
+      <w:r>
+        <w:t xml:space="preserve">：由</w:t>
+      </w:r>
+      <w:r>
+        <w:t xml:space="preserve"> </w:t>
+      </w:r>
+      <m:oMath>
+        <m:r>
+          <m:t>t</m:t>
+        </m:r>
+        <m:r>
+          <m:rPr>
+            <m:sty m:val="p"/>
+          </m:rPr>
+          <m:t>=</m:t>
+        </m:r>
+        <m:r>
+          <m:t>v</m:t>
+        </m:r>
+        <m:r>
+          <m:rPr>
+            <m:sty m:val="p"/>
+          </m:rPr>
+          <m:t>/</m:t>
+        </m:r>
+        <m:r>
+          <m:t>g</m:t>
+        </m:r>
+      </m:oMath>
+      <w:r>
+        <w:t xml:space="preserve"> </w:t>
+      </w:r>
+      <w:r>
+        <w:t xml:space="preserve">代入</w:t>
+      </w:r>
+      <w:r>
+        <w:t xml:space="preserve"> </w:t>
+      </w:r>
+      <m:oMath>
+        <m:r>
+          <m:t>h</m:t>
+        </m:r>
+        <m:r>
+          <m:rPr>
+            <m:sty m:val="p"/>
+          </m:rPr>
+          <m:t>=</m:t>
+        </m:r>
+        <m:r>
+          <m:rPr>
+            <m:sty m:val="p"/>
+          </m:rPr>
+          <m:t>½</m:t>
+        </m:r>
+        <m:r>
+          <m:t>g</m:t>
+        </m:r>
+        <m:r>
+          <m:t>t</m:t>
+        </m:r>
+        <m:r>
+          <m:rPr>
+            <m:sty m:val="p"/>
+          </m:rPr>
+          <m:t>²</m:t>
+        </m:r>
+      </m:oMath>
+      <w:r>
+        <w:t xml:space="preserve">，得</w:t>
+      </w:r>
+      <w:r>
+        <w:t xml:space="preserve"> </w:t>
+      </w:r>
+      <m:oMath>
+        <m:r>
+          <m:t>h</m:t>
+        </m:r>
+        <m:r>
+          <m:rPr>
+            <m:sty m:val="p"/>
+          </m:rPr>
+          <m:t>=</m:t>
+        </m:r>
+        <m:r>
+          <m:rPr>
+            <m:sty m:val="p"/>
+          </m:rPr>
+          <m:t>½</m:t>
+        </m:r>
+        <m:r>
+          <m:t>g</m:t>
+        </m:r>
+        <m:d>
+          <m:dPr>
+            <m:begChr m:val="("/>
+            <m:endChr m:val=")"/>
+            <m:sepChr m:val=""/>
+            <m:grow/>
+          </m:dPr>
+          <m:e>
+            <m:r>
+              <m:t>v</m:t>
+            </m:r>
+            <m:r>
+              <m:rPr>
+                <m:sty m:val="p"/>
+              </m:rPr>
+              <m:t>/</m:t>
+            </m:r>
+            <m:r>
+              <m:t>g</m:t>
+            </m:r>
+          </m:e>
+        </m:d>
+        <m:r>
+          <m:rPr>
+            <m:sty m:val="p"/>
+          </m:rPr>
+          <m:t>²</m:t>
+        </m:r>
+        <m:r>
+          <m:rPr>
+            <m:sty m:val="p"/>
+          </m:rPr>
+          <m:t>=</m:t>
+        </m:r>
+        <m:r>
+          <m:t>v</m:t>
+        </m:r>
+        <m:r>
+          <m:rPr>
+            <m:sty m:val="p"/>
+          </m:rPr>
+          <m:t>²</m:t>
+        </m:r>
+        <m:r>
+          <m:rPr>
+            <m:sty m:val="p"/>
+          </m:rPr>
+          <m:t>/</m:t>
+        </m:r>
+        <m:d>
+          <m:dPr>
+            <m:begChr m:val="("/>
+            <m:endChr m:val=")"/>
+            <m:sepChr m:val=""/>
+            <m:grow/>
+          </m:dPr>
+          <m:e>
+            <m:r>
+              <m:t>2</m:t>
+            </m:r>
+            <m:r>
+              <m:t>g</m:t>
+            </m:r>
+          </m:e>
+        </m:d>
+      </m:oMath>
+      <w:r>
+        <w:t xml:space="preserve">，即</w:t>
+      </w:r>
+      <w:r>
+        <w:t xml:space="preserve"> </w:t>
+      </w:r>
+      <m:oMath>
+        <m:r>
+          <m:t>v</m:t>
+        </m:r>
+        <m:r>
+          <m:rPr>
+            <m:sty m:val="p"/>
+          </m:rPr>
+          <m:t>²</m:t>
+        </m:r>
+        <m:r>
+          <m:rPr>
+            <m:sty m:val="p"/>
+          </m:rPr>
+          <m:t>=</m:t>
+        </m:r>
+        <m:r>
+          <m:t>2</m:t>
+        </m:r>
+        <m:r>
+          <m:t>g</m:t>
+        </m:r>
+        <m:r>
+          <m:t>h</m:t>
+        </m:r>
+      </m:oMath>
+    </w:p>
+    <w:p>
+      <w:pPr>
+        <w:pStyle w:val="FirstParagraph"/>
+      </w:pPr>
+      <w:r>
+        <w:t xml:space="preserve">三条路互相验证，任一条都能讲清“为什么成立”。关键不是背三个式子，是知道它们</w:t>
       </w:r>
       <w:r>
         <w:rPr>
           <w:bCs/>
           <w:b/>
         </w:rPr>
-        <w:t xml:space="preserve">保持原有运动状态的属性</w:t>
-      </w:r>
-      <w:r>
-        <w:t xml:space="preserve">。它解释了为什么 [1.1] 说“总保持”——物体“本身就不愿意变”。</w:t>
-      </w:r>
-    </w:p>
-    <w:p>
-      <w:pPr>
-        <w:pStyle w:val="BodyText"/>
-      </w:pPr>
-      <w:r>
-        <w:t xml:space="preserve">关键判据：</w:t>
+        <w:t xml:space="preserve">本是一家</w:t>
+      </w:r>
+      <w:r>
+        <w:t xml:space="preserve">——只是消去了不同的量。</w:t>
+      </w:r>
+    </w:p>
+    <w:bookmarkEnd w:id="27"/>
+    <w:bookmarkStart w:id="28" w:name="三公式一张表"/>
+    <w:p>
+      <w:pPr>
+        <w:pStyle w:val="Heading3"/>
+      </w:pPr>
+      <w:r>
+        <w:t xml:space="preserve">📍 [2.2] 三公式一张表</w:t>
+      </w:r>
+    </w:p>
+    <w:p>
+      <w:pPr>
+        <w:pStyle w:val="FirstParagraph"/>
+        <w:spacing w:before="100"/>
+      </w:pPr>
+      <w:r>
+        <w:rPr>
+          <w:color w:val="2E5496"/>
+        </w:rPr>
+        <w:t xml:space="preserve">🔵</w:t>
+      </w:r>
+      <w:r>
+        <w:t xml:space="preserve"> </w:t>
       </w:r>
       <w:r>
         <w:rPr>
           <w:bCs/>
           <w:b/>
         </w:rPr>
-        <w:t xml:space="preserve">惯性的大小只由质量决定</w:t>
-      </w:r>
-      <w:r>
-        <w:t xml:space="preserve">。</w:t>
-      </w:r>
-    </w:p>
-    <w:p>
-      <w:pPr>
-        <w:pStyle w:val="Compact"/>
-        <w:numPr>
-          <w:ilvl w:val="0"/>
-          <w:numId w:val="1006"/>
-        </w:numPr>
-      </w:pPr>
-      <w:r>
-        <w:t xml:space="preserve">空车一推就动、一刹就停；满载的大卡车同样推力下难加速、刹车也难停——不是因为它“更倔”，是因为它质量更大，惯性更大。</w:t>
-      </w:r>
-    </w:p>
-    <w:p>
-      <w:pPr>
-        <w:pStyle w:val="Compact"/>
-        <w:numPr>
-          <w:ilvl w:val="0"/>
-          <w:numId w:val="1006"/>
-        </w:numPr>
-      </w:pPr>
-      <w:r>
-        <w:t xml:space="preserve">反过来，子弹飞得再快，质量小，惯性也小；静止的火车质量大，惯性就大。</w:t>
-      </w:r>
-      <w:r>
-        <w:rPr>
-          <w:bCs/>
-          <w:b/>
-        </w:rPr>
-        <w:t xml:space="preserve">惯性比的是质量，不是速度。</w:t>
-      </w:r>
-    </w:p>
-    <w:p>
-      <w:pPr>
-        <w:pStyle w:val="FirstParagraph"/>
+        <w:t xml:space="preserve">讲解</w:t>
+      </w:r>
+    </w:p>
+    <w:p>
+      <w:pPr>
+        <w:pStyle w:val="BodyText"/>
+      </w:pPr>
+      <w:r>
+        <w:t xml:space="preserve">做题先问“已知什么、求什么”，再选公式。下表是快速索引：</w:t>
+      </w:r>
+    </w:p>
+    <w:tbl>
+      <w:tblPr>
+        <w:tblStyle w:val="Table"/>
+        <w:tblW w:w="7031" w:type="dxa"/>
+        <w:jc w:val="start"/>
+        <w:tblBorders>
+          <w:top w:val="single" w:sz="4" w:space="0" w:color="000000"/>
+          <w:left w:val="single" w:sz="4" w:space="0" w:color="000000"/>
+          <w:bottom w:val="single" w:sz="4" w:space="0" w:color="000000"/>
+          <w:right w:val="single" w:sz="4" w:space="0" w:color="000000"/>
+          <w:insideH w:val="single" w:sz="4" w:space="0" w:color="000000"/>
+          <w:insideV w:val="single" w:sz="4" w:space="0" w:color="000000"/>
+        </w:tblBorders>
+        <w:tblLayout w:type="fixed"/>
+        <w:tblLook w:firstRow="1" w:lastRow="0" w:firstColumn="0" w:lastColumn="0" w:noHBand="0" w:noVBand="0" w:val="0020"/>
+      </w:tblPr>
+      <w:tblGrid>
+        <w:gridCol w:w="2343"/>
+        <w:gridCol w:w="2343"/>
+        <w:gridCol w:w="2343"/>
+      </w:tblGrid>
+      <w:tr>
+        <w:trPr>
+          <w:tblHeader w:val="true"/>
+        </w:trPr>
+        <w:tc>
+          <w:tcPr>
+            <w:tcW w:w="2343" w:type="dxa"/>
+            <w:shd w:val="clear" w:color="auto" w:fill="D9E2F3"/>
+            <w:vAlign w:val="center"/>
+          </w:tcPr>
+          <w:p>
+            <w:pPr>
+              <w:pStyle w:val="Compact"/>
+              <w:jc w:val="center"/>
+            </w:pPr>
+            <w:r>
+              <w:t xml:space="preserve">已知 → 求</w:t>
+            </w:r>
+          </w:p>
+        </w:tc>
+        <w:tc>
+          <w:tcPr>
+            <w:tcW w:w="2343" w:type="dxa"/>
+            <w:shd w:val="clear" w:color="auto" w:fill="D9E2F3"/>
+            <w:vAlign w:val="center"/>
+          </w:tcPr>
+          <w:p>
+            <w:pPr>
+              <w:pStyle w:val="Compact"/>
+              <w:jc w:val="center"/>
+            </w:pPr>
+            <w:r>
+              <w:t xml:space="preserve">用哪个公式</w:t>
+            </w:r>
+          </w:p>
+        </w:tc>
+        <w:tc>
+          <w:tcPr>
+            <w:tcW w:w="2343" w:type="dxa"/>
+            <w:shd w:val="clear" w:color="auto" w:fill="D9E2F3"/>
+            <w:vAlign w:val="center"/>
+          </w:tcPr>
+          <w:p>
+            <w:pPr>
+              <w:pStyle w:val="Compact"/>
+              <w:jc w:val="center"/>
+            </w:pPr>
+            <w:r>
+              <w:t xml:space="preserve">关键提醒</w:t>
+            </w:r>
+          </w:p>
+        </w:tc>
+      </w:tr>
+      <w:tr>
+        <w:tc>
+          <w:tcPr>
+            <w:tcW w:w="2343" w:type="dxa"/>
+            <w:vAlign w:val="center"/>
+          </w:tcPr>
+          <w:p>
+            <w:pPr>
+              <w:pStyle w:val="Compact"/>
+              <w:jc w:val="center"/>
+            </w:pPr>
+            <w:r>
+              <w:t xml:space="preserve">时间</w:t>
+            </w:r>
+            <w:r>
+              <w:t xml:space="preserve"> </w:t>
+            </w:r>
+            <m:oMath>
+              <m:r>
+                <m:t>t</m:t>
+              </m:r>
+            </m:oMath>
+            <w:r>
+              <w:t xml:space="preserve"> </w:t>
+            </w:r>
+            <w:r>
+              <w:t xml:space="preserve">→ 末速</w:t>
+            </w:r>
+            <w:r>
+              <w:t xml:space="preserve"> </w:t>
+            </w:r>
+            <m:oMath>
+              <m:r>
+                <m:t>v</m:t>
+              </m:r>
+            </m:oMath>
+          </w:p>
+        </w:tc>
+        <w:tc>
+          <w:tcPr>
+            <w:tcW w:w="2343" w:type="dxa"/>
+            <w:vAlign w:val="center"/>
+          </w:tcPr>
+          <w:p>
+            <w:pPr>
+              <w:pStyle w:val="Compact"/>
+              <w:jc w:val="center"/>
+            </w:pPr>
+            <m:oMath>
+              <m:r>
+                <m:t>v</m:t>
+              </m:r>
+              <m:r>
+                <m:rPr>
+                  <m:sty m:val="p"/>
+                </m:rPr>
+                <m:t>=</m:t>
+              </m:r>
+              <m:r>
+                <m:t>g</m:t>
+              </m:r>
+              <m:r>
+                <m:t>t</m:t>
+              </m:r>
+            </m:oMath>
+          </w:p>
+        </w:tc>
+        <w:tc>
+          <w:tcPr>
+            <w:tcW w:w="2343" w:type="dxa"/>
+            <w:vAlign w:val="center"/>
+          </w:tcPr>
+          <w:p>
+            <w:pPr>
+              <w:pStyle w:val="Compact"/>
+              <w:jc w:val="center"/>
+            </w:pPr>
+            <w:r>
+              <w:t xml:space="preserve">最直白，别绕路</w:t>
+            </w:r>
+          </w:p>
+        </w:tc>
+      </w:tr>
+      <w:tr>
+        <w:tc>
+          <w:tcPr>
+            <w:tcW w:w="2343" w:type="dxa"/>
+            <w:vAlign w:val="center"/>
+          </w:tcPr>
+          <w:p>
+            <w:pPr>
+              <w:pStyle w:val="Compact"/>
+              <w:jc w:val="center"/>
+            </w:pPr>
+            <w:r>
+              <w:t xml:space="preserve">时间</w:t>
+            </w:r>
+            <w:r>
+              <w:t xml:space="preserve"> </w:t>
+            </w:r>
+            <m:oMath>
+              <m:r>
+                <m:t>t</m:t>
+              </m:r>
+            </m:oMath>
+            <w:r>
+              <w:t xml:space="preserve"> </w:t>
+            </w:r>
+            <w:r>
+              <w:t xml:space="preserve">→ 高度</w:t>
+            </w:r>
+            <w:r>
+              <w:t xml:space="preserve"> </w:t>
+            </w:r>
+            <m:oMath>
+              <m:r>
+                <m:t>h</m:t>
+              </m:r>
+            </m:oMath>
+          </w:p>
+        </w:tc>
+        <w:tc>
+          <w:tcPr>
+            <w:tcW w:w="2343" w:type="dxa"/>
+            <w:vAlign w:val="center"/>
+          </w:tcPr>
+          <w:p>
+            <w:pPr>
+              <w:pStyle w:val="Compact"/>
+              <w:jc w:val="center"/>
+            </w:pPr>
+            <m:oMath>
+              <m:r>
+                <m:t>h</m:t>
+              </m:r>
+              <m:r>
+                <m:rPr>
+                  <m:sty m:val="p"/>
+                </m:rPr>
+                <m:t>=</m:t>
+              </m:r>
+              <m:r>
+                <m:rPr>
+                  <m:sty m:val="p"/>
+                </m:rPr>
+                <m:t>½</m:t>
+              </m:r>
+              <m:r>
+                <m:t>g</m:t>
+              </m:r>
+              <m:r>
+                <m:t>t</m:t>
+              </m:r>
+              <m:r>
+                <m:rPr>
+                  <m:sty m:val="p"/>
+                </m:rPr>
+                <m:t>²</m:t>
+              </m:r>
+            </m:oMath>
+          </w:p>
+        </w:tc>
+        <w:tc>
+          <w:tcPr>
+            <w:tcW w:w="2343" w:type="dxa"/>
+            <w:vAlign w:val="center"/>
+          </w:tcPr>
+          <w:p>
+            <w:pPr>
+              <w:pStyle w:val="Compact"/>
+              <w:jc w:val="center"/>
+            </w:pPr>
+            <w:r>
+              <w:t xml:space="preserve">注意</w:t>
+            </w:r>
+            <w:r>
+              <w:t xml:space="preserve"> </w:t>
+            </w:r>
+            <m:oMath>
+              <m:r>
+                <m:t>t</m:t>
+              </m:r>
+            </m:oMath>
+            <w:r>
+              <w:t xml:space="preserve"> </w:t>
+            </w:r>
+            <w:r>
+              <w:t xml:space="preserve">是平方，翻倍时间 ⇒ 四倍高度</w:t>
+            </w:r>
+          </w:p>
+        </w:tc>
+      </w:tr>
+      <w:tr>
+        <w:tc>
+          <w:tcPr>
+            <w:tcW w:w="2343" w:type="dxa"/>
+            <w:vAlign w:val="center"/>
+          </w:tcPr>
+          <w:p>
+            <w:pPr>
+              <w:pStyle w:val="Compact"/>
+              <w:jc w:val="center"/>
+            </w:pPr>
+            <w:r>
+              <w:t xml:space="preserve">高度</w:t>
+            </w:r>
+            <w:r>
+              <w:t xml:space="preserve"> </w:t>
+            </w:r>
+            <m:oMath>
+              <m:r>
+                <m:t>h</m:t>
+              </m:r>
+            </m:oMath>
+            <w:r>
+              <w:t xml:space="preserve"> </w:t>
+            </w:r>
+            <w:r>
+              <w:t xml:space="preserve">→ 末速</w:t>
+            </w:r>
+            <w:r>
+              <w:t xml:space="preserve"> </w:t>
+            </w:r>
+            <m:oMath>
+              <m:r>
+                <m:t>v</m:t>
+              </m:r>
+            </m:oMath>
+            <w:r>
+              <w:t xml:space="preserve">（不知</w:t>
+            </w:r>
+            <w:r>
+              <w:t xml:space="preserve"> </w:t>
+            </w:r>
+            <m:oMath>
+              <m:r>
+                <m:t>t</m:t>
+              </m:r>
+            </m:oMath>
+            <w:r>
+              <w:t xml:space="preserve">）</w:t>
+            </w:r>
+          </w:p>
+        </w:tc>
+        <w:tc>
+          <w:tcPr>
+            <w:tcW w:w="2343" w:type="dxa"/>
+            <w:vAlign w:val="center"/>
+          </w:tcPr>
+          <w:p>
+            <w:pPr>
+              <w:pStyle w:val="Compact"/>
+              <w:jc w:val="center"/>
+            </w:pPr>
+            <m:oMath>
+              <m:r>
+                <m:t>v</m:t>
+              </m:r>
+              <m:r>
+                <m:rPr>
+                  <m:sty m:val="p"/>
+                </m:rPr>
+                <m:t>²</m:t>
+              </m:r>
+              <m:r>
+                <m:rPr>
+                  <m:sty m:val="p"/>
+                </m:rPr>
+                <m:t>=</m:t>
+              </m:r>
+              <m:r>
+                <m:t>2</m:t>
+              </m:r>
+              <m:r>
+                <m:t>g</m:t>
+              </m:r>
+              <m:r>
+                <m:t>h</m:t>
+              </m:r>
+            </m:oMath>
+          </w:p>
+        </w:tc>
+        <w:tc>
+          <w:tcPr>
+            <w:tcW w:w="2343" w:type="dxa"/>
+            <w:vAlign w:val="center"/>
+          </w:tcPr>
+          <w:p>
+            <w:pPr>
+              <w:pStyle w:val="Compact"/>
+              <w:jc w:val="center"/>
+            </w:pPr>
+            <w:r>
+              <w:t xml:space="preserve">不含时间，最适合“求落地速度”</w:t>
+            </w:r>
+          </w:p>
+        </w:tc>
+      </w:tr>
+      <w:tr>
+        <w:tc>
+          <w:tcPr>
+            <w:tcW w:w="2343" w:type="dxa"/>
+            <w:vAlign w:val="center"/>
+          </w:tcPr>
+          <w:p>
+            <w:pPr>
+              <w:pStyle w:val="Compact"/>
+              <w:jc w:val="center"/>
+            </w:pPr>
+            <w:r>
+              <w:t xml:space="preserve">末速</w:t>
+            </w:r>
+            <w:r>
+              <w:t xml:space="preserve"> </w:t>
+            </w:r>
+            <m:oMath>
+              <m:r>
+                <m:t>v</m:t>
+              </m:r>
+            </m:oMath>
+            <w:r>
+              <w:t xml:space="preserve"> </w:t>
+            </w:r>
+            <w:r>
+              <w:t xml:space="preserve">→ 高度</w:t>
+            </w:r>
+            <w:r>
+              <w:t xml:space="preserve"> </w:t>
+            </w:r>
+            <m:oMath>
+              <m:r>
+                <m:t>h</m:t>
+              </m:r>
+            </m:oMath>
+          </w:p>
+        </w:tc>
+        <w:tc>
+          <w:tcPr>
+            <w:tcW w:w="2343" w:type="dxa"/>
+            <w:vAlign w:val="center"/>
+          </w:tcPr>
+          <w:p>
+            <w:pPr>
+              <w:pStyle w:val="Compact"/>
+              <w:jc w:val="center"/>
+            </w:pPr>
+            <m:oMath>
+              <m:r>
+                <m:t>h</m:t>
+              </m:r>
+              <m:r>
+                <m:rPr>
+                  <m:sty m:val="p"/>
+                </m:rPr>
+                <m:t>=</m:t>
+              </m:r>
+              <m:r>
+                <m:t>v</m:t>
+              </m:r>
+              <m:r>
+                <m:rPr>
+                  <m:sty m:val="p"/>
+                </m:rPr>
+                <m:t>²</m:t>
+              </m:r>
+              <m:r>
+                <m:rPr>
+                  <m:sty m:val="p"/>
+                </m:rPr>
+                <m:t>/</m:t>
+              </m:r>
+              <m:d>
+                <m:dPr>
+                  <m:begChr m:val="("/>
+                  <m:endChr m:val=")"/>
+                  <m:sepChr m:val=""/>
+                  <m:grow/>
+                </m:dPr>
+                <m:e>
+                  <m:r>
+                    <m:t>2</m:t>
+                  </m:r>
+                  <m:r>
+                    <m:t>g</m:t>
+                  </m:r>
+                </m:e>
+              </m:d>
+            </m:oMath>
+          </w:p>
+        </w:tc>
+        <w:tc>
+          <w:tcPr>
+            <w:tcW w:w="2343" w:type="dxa"/>
+            <w:vAlign w:val="center"/>
+          </w:tcPr>
+          <w:p>
+            <w:pPr>
+              <w:pStyle w:val="Compact"/>
+              <w:jc w:val="center"/>
+            </w:pPr>
+            <w:r>
+              <w:t xml:space="preserve">由推论变形，同样绕开</w:t>
+            </w:r>
+            <w:r>
+              <w:t xml:space="preserve"> </w:t>
+            </w:r>
+            <m:oMath>
+              <m:r>
+                <m:t>t</m:t>
+              </m:r>
+            </m:oMath>
+          </w:p>
+        </w:tc>
+      </w:tr>
+    </w:tbl>
+    <w:p>
+      <w:pPr>
+        <w:pStyle w:val="BodyText"/>
         <w:shd w:val="clear" w:color="auto" w:fill="E8F3EC"/>
         <w:spacing w:before="100"/>
       </w:pPr>
@@ -737,30 +2117,176 @@
         <w:pStyle w:val="Compact"/>
         <w:numPr>
           <w:ilvl w:val="0"/>
-          <w:numId w:val="1007"/>
+          <w:numId w:val="1009"/>
         </w:numPr>
       </w:pPr>
       <w:r>
-        <w:t xml:space="preserve">惯性是</w:t>
+        <w:t xml:space="preserve">三公式同源：都从</w:t>
+      </w:r>
+      <w:r>
+        <w:t xml:space="preserve"> </w:t>
+      </w:r>
+      <m:oMath>
+        <m:r>
+          <m:t>v</m:t>
+        </m:r>
+        <m:r>
+          <m:rPr>
+            <m:sty m:val="p"/>
+          </m:rPr>
+          <m:t>₀</m:t>
+        </m:r>
+        <m:r>
+          <m:rPr>
+            <m:sty m:val="p"/>
+          </m:rPr>
+          <m:t>=</m:t>
+        </m:r>
+        <m:r>
+          <m:t>0</m:t>
+        </m:r>
+      </m:oMath>
+      <w:r>
+        <w:t xml:space="preserve">、</w:t>
+      </w:r>
+      <m:oMath>
+        <m:r>
+          <m:t>a</m:t>
+        </m:r>
+        <m:r>
+          <m:rPr>
+            <m:sty m:val="p"/>
+          </m:rPr>
+          <m:t>=</m:t>
+        </m:r>
+        <m:r>
+          <m:t>g</m:t>
+        </m:r>
+      </m:oMath>
+      <w:r>
+        <w:t xml:space="preserve"> </w:t>
+      </w:r>
+      <w:r>
+        <w:t xml:space="preserve">的匀变速通式推出。</w:t>
+      </w:r>
+    </w:p>
+    <w:p>
+      <w:pPr>
+        <w:pStyle w:val="Compact"/>
+        <w:numPr>
+          <w:ilvl w:val="0"/>
+          <w:numId w:val="1009"/>
+        </w:numPr>
+      </w:pPr>
+      <w:r>
+        <w:t xml:space="preserve">选公式看“有没有时间</w:t>
+      </w:r>
+      <w:r>
+        <w:t xml:space="preserve"> </w:t>
+      </w:r>
+      <m:oMath>
+        <m:r>
+          <m:t>t</m:t>
+        </m:r>
+      </m:oMath>
+      <w:r>
+        <w:t xml:space="preserve">”：有</w:t>
+      </w:r>
+      <w:r>
+        <w:t xml:space="preserve"> </w:t>
+      </w:r>
+      <m:oMath>
+        <m:r>
+          <m:t>t</m:t>
+        </m:r>
+      </m:oMath>
+      <w:r>
+        <w:t xml:space="preserve"> </w:t>
+      </w:r>
+      <w:r>
+        <w:t xml:space="preserve">用前两个，没</w:t>
+      </w:r>
+      <w:r>
+        <w:t xml:space="preserve"> </w:t>
+      </w:r>
+      <m:oMath>
+        <m:r>
+          <m:t>t</m:t>
+        </m:r>
+      </m:oMath>
+      <w:r>
+        <w:t xml:space="preserve"> </w:t>
+      </w:r>
+      <w:r>
+        <w:t xml:space="preserve">用第三个。</w:t>
+      </w:r>
+    </w:p>
+    <w:p>
+      <w:pPr>
+        <w:pStyle w:val="Compact"/>
+        <w:numPr>
+          <w:ilvl w:val="0"/>
+          <w:numId w:val="1009"/>
+        </w:numPr>
+      </w:pPr>
+      <m:oMath>
+        <m:r>
+          <m:t>g</m:t>
+        </m:r>
+      </m:oMath>
+      <w:r>
+        <w:t xml:space="preserve"> </w:t>
+      </w:r>
+      <w:r>
+        <w:t xml:space="preserve">取</w:t>
+      </w:r>
+      <w:r>
+        <w:t xml:space="preserve"> </w:t>
+      </w:r>
+      <m:oMath>
+        <m:r>
+          <m:t>9.8</m:t>
+        </m:r>
+        <m:r>
+          <m:t> </m:t>
+        </m:r>
+        <m:sSup>
+          <m:e>
+            <m:r>
+              <m:rPr>
+                <m:nor/>
+                <m:sty m:val="p"/>
+              </m:rPr>
+              <m:t>m/s</m:t>
+            </m:r>
+          </m:e>
+          <m:sup>
+            <m:r>
+              <m:t>2</m:t>
+            </m:r>
+          </m:sup>
+        </m:sSup>
+      </m:oMath>
+      <w:r>
+        <w:t xml:space="preserve">（粗略题取</w:t>
+      </w:r>
+      <w:r>
+        <w:t xml:space="preserve"> </w:t>
+      </w:r>
+      <m:oMath>
+        <m:r>
+          <m:t>10</m:t>
+        </m:r>
+      </m:oMath>
+      <w:r>
+        <w:t xml:space="preserve">）——</w:t>
       </w:r>
       <w:r>
         <w:rPr>
           <w:bCs/>
           <w:b/>
         </w:rPr>
-        <w:t xml:space="preserve">属性</w:t>
-      </w:r>
-      <w:r>
-        <w:t xml:space="preserve">，不是力；严禁说“受到惯性力”</w:t>
-      </w:r>
-      <w:r>
-        <w:t xml:space="preserve">“</w:t>
-      </w:r>
-      <w:r>
-        <w:t xml:space="preserve">受到惯性作用</w:t>
-      </w:r>
-      <w:r>
-        <w:t xml:space="preserve">”</w:t>
+        <w:t xml:space="preserve">先看清题目给的值，再算</w:t>
       </w:r>
       <w:r>
         <w:t xml:space="preserve">。</w:t>
@@ -768,59 +2294,339 @@
     </w:p>
     <w:p>
       <w:pPr>
-        <w:pStyle w:val="Compact"/>
-        <w:numPr>
-          <w:ilvl w:val="0"/>
-          <w:numId w:val="1007"/>
-        </w:numPr>
-      </w:pPr>
-      <w:r>
-        <w:t xml:space="preserve">惯性大小只由</w:t>
+        <w:pStyle w:val="FirstParagraph"/>
+        <w:shd w:val="clear" w:color="auto" w:fill="FCE8E6"/>
+        <w:spacing w:before="100"/>
+      </w:pPr>
+      <w:r>
+        <w:rPr>
+          <w:color w:val="C00000"/>
+        </w:rPr>
+        <w:t xml:space="preserve">⚠</w:t>
+      </w:r>
+      <w:r>
+        <w:t xml:space="preserve"> </w:t>
       </w:r>
       <w:r>
         <w:rPr>
           <w:bCs/>
           <w:b/>
         </w:rPr>
-        <w:t xml:space="preserve">质量</w:t>
-      </w:r>
-      <w:r>
-        <w:t xml:space="preserve">决定：与速度无关、与是否受力无关、与所处位置无关。</w:t>
-      </w:r>
-    </w:p>
-    <w:p>
-      <w:pPr>
-        <w:pStyle w:val="FirstParagraph"/>
-        <w:spacing w:before="100"/>
-      </w:pPr>
-      <w:r>
-        <w:rPr>
-          <w:color w:val="7030A0"/>
-        </w:rPr>
-        <w:t xml:space="preserve">🟣</w:t>
-      </w:r>
-      <w:r>
-        <w:t xml:space="preserve"> </w:t>
-      </w:r>
+        <w:t xml:space="preserve">易错</w:t>
+      </w:r>
+    </w:p>
+    <w:p>
+      <w:pPr>
+        <w:pStyle w:val="Compact"/>
+        <w:numPr>
+          <w:ilvl w:val="0"/>
+          <w:numId w:val="1010"/>
+        </w:numPr>
+      </w:pPr>
       <w:r>
         <w:rPr>
           <w:bCs/>
           <w:b/>
         </w:rPr>
-        <w:t xml:space="preserve">联系</w:t>
-      </w:r>
-    </w:p>
-    <w:p>
-      <w:pPr>
-        <w:pStyle w:val="BodyText"/>
-      </w:pPr>
-      <w:r>
-        <w:t xml:space="preserve">与 [1.1] 直接衔接——定律说“总保持”，靠的就是惯性这个属性；定律是现象，惯性是现象背后的“材质”。</w:t>
-      </w:r>
-    </w:p>
-    <w:p>
-      <w:pPr>
-        <w:pStyle w:val="BodyText"/>
+        <w:t xml:space="preserve">把</w:t>
+      </w:r>
+      <w:r>
+        <w:rPr>
+          <w:bCs/>
+          <w:b/>
+        </w:rPr>
+        <w:t xml:space="preserve"> </w:t>
+      </w:r>
+      <m:oMath>
+        <m:r>
+          <m:t>h</m:t>
+        </m:r>
+        <m:r>
+          <m:rPr>
+            <m:sty m:val="p"/>
+          </m:rPr>
+          <m:t>=</m:t>
+        </m:r>
+        <m:r>
+          <m:rPr>
+            <m:sty m:val="p"/>
+          </m:rPr>
+          <m:t>½</m:t>
+        </m:r>
+        <m:r>
+          <m:t>g</m:t>
+        </m:r>
+        <m:r>
+          <m:t>t</m:t>
+        </m:r>
+        <m:r>
+          <m:rPr>
+            <m:sty m:val="p"/>
+          </m:rPr>
+          <m:t>²</m:t>
+        </m:r>
+      </m:oMath>
+      <w:r>
+        <w:rPr>
+          <w:bCs/>
+          <w:b/>
+        </w:rPr>
+        <w:t xml:space="preserve"> </w:t>
+      </w:r>
+      <w:r>
+        <w:rPr>
+          <w:bCs/>
+          <w:b/>
+        </w:rPr>
+        <w:t xml:space="preserve">写成</w:t>
+      </w:r>
+      <w:r>
+        <w:rPr>
+          <w:bCs/>
+          <w:b/>
+        </w:rPr>
+        <w:t xml:space="preserve"> </w:t>
+      </w:r>
+      <m:oMath>
+        <m:r>
+          <m:t>h</m:t>
+        </m:r>
+        <m:r>
+          <m:rPr>
+            <m:sty m:val="p"/>
+          </m:rPr>
+          <m:t>=</m:t>
+        </m:r>
+        <m:r>
+          <m:t>g</m:t>
+        </m:r>
+        <m:r>
+          <m:t>t</m:t>
+        </m:r>
+        <m:r>
+          <m:rPr>
+            <m:sty m:val="p"/>
+          </m:rPr>
+          <m:t>²</m:t>
+        </m:r>
+      </m:oMath>
+      <w:r>
+        <w:t xml:space="preserve">：漏了前面的</w:t>
+      </w:r>
+      <w:r>
+        <w:t xml:space="preserve"> </w:t>
+      </w:r>
+      <m:oMath>
+        <m:r>
+          <m:rPr>
+            <m:sty m:val="p"/>
+          </m:rPr>
+          <m:t>½</m:t>
+        </m:r>
+      </m:oMath>
+      <w:r>
+        <w:t xml:space="preserve">，错在忘了“初速为零的位移是</w:t>
+      </w:r>
+      <w:r>
+        <w:t xml:space="preserve"> </w:t>
+      </w:r>
+      <m:oMath>
+        <m:r>
+          <m:rPr>
+            <m:sty m:val="p"/>
+          </m:rPr>
+          <m:t>½</m:t>
+        </m:r>
+        <m:r>
+          <m:t>a</m:t>
+        </m:r>
+        <m:r>
+          <m:t>t</m:t>
+        </m:r>
+        <m:r>
+          <m:rPr>
+            <m:sty m:val="p"/>
+          </m:rPr>
+          <m:t>²</m:t>
+        </m:r>
+      </m:oMath>
+      <w:r>
+        <w:t xml:space="preserve">”不是</w:t>
+      </w:r>
+      <w:r>
+        <w:t xml:space="preserve"> </w:t>
+      </w:r>
+      <m:oMath>
+        <m:r>
+          <m:t>a</m:t>
+        </m:r>
+        <m:r>
+          <m:t>t</m:t>
+        </m:r>
+        <m:r>
+          <m:rPr>
+            <m:sty m:val="p"/>
+          </m:rPr>
+          <m:t>²</m:t>
+        </m:r>
+      </m:oMath>
+      <w:r>
+        <w:t xml:space="preserve">。</w:t>
+      </w:r>
+    </w:p>
+    <w:p>
+      <w:pPr>
+        <w:pStyle w:val="Compact"/>
+        <w:numPr>
+          <w:ilvl w:val="0"/>
+          <w:numId w:val="1010"/>
+        </w:numPr>
+      </w:pPr>
+      <m:oMath>
+        <m:r>
+          <m:t>v</m:t>
+        </m:r>
+        <m:r>
+          <m:rPr>
+            <m:sty m:val="p"/>
+          </m:rPr>
+          <m:t>²</m:t>
+        </m:r>
+        <m:r>
+          <m:rPr>
+            <m:sty m:val="p"/>
+          </m:rPr>
+          <m:t>=</m:t>
+        </m:r>
+        <m:r>
+          <m:t>2</m:t>
+        </m:r>
+        <m:r>
+          <m:t>g</m:t>
+        </m:r>
+        <m:r>
+          <m:t>h</m:t>
+        </m:r>
+      </m:oMath>
+      <w:r>
+        <w:rPr>
+          <w:bCs/>
+          <w:b/>
+        </w:rPr>
+        <w:t xml:space="preserve"> </w:t>
+      </w:r>
+      <w:r>
+        <w:rPr>
+          <w:bCs/>
+          <w:b/>
+        </w:rPr>
+        <w:t xml:space="preserve">开方只取正</w:t>
+      </w:r>
+      <w:r>
+        <w:t xml:space="preserve">：速度是矢量，但落地速率取正值；若问方向，向下。</w:t>
+      </w:r>
+    </w:p>
+    <w:p>
+      <w:pPr>
+        <w:pStyle w:val="Compact"/>
+        <w:numPr>
+          <w:ilvl w:val="0"/>
+          <w:numId w:val="1010"/>
+        </w:numPr>
+      </w:pPr>
+      <m:oMath>
+        <m:r>
+          <m:t>g</m:t>
+        </m:r>
+      </m:oMath>
+      <w:r>
+        <w:rPr>
+          <w:bCs/>
+          <w:b/>
+        </w:rPr>
+        <w:t xml:space="preserve"> </w:t>
+      </w:r>
+      <w:r>
+        <w:rPr>
+          <w:bCs/>
+          <w:b/>
+        </w:rPr>
+        <w:t xml:space="preserve">张冠李戴</w:t>
+      </w:r>
+      <w:r>
+        <w:t xml:space="preserve">：题目给</w:t>
+      </w:r>
+      <w:r>
+        <w:t xml:space="preserve"> </w:t>
+      </w:r>
+      <m:oMath>
+        <m:r>
+          <m:t>g</m:t>
+        </m:r>
+        <m:r>
+          <m:rPr>
+            <m:sty m:val="p"/>
+          </m:rPr>
+          <m:t>=</m:t>
+        </m:r>
+        <m:r>
+          <m:t>10</m:t>
+        </m:r>
+      </m:oMath>
+      <w:r>
+        <w:t xml:space="preserve"> </w:t>
+      </w:r>
+      <w:r>
+        <w:t xml:space="preserve">却用</w:t>
+      </w:r>
+      <w:r>
+        <w:t xml:space="preserve"> </w:t>
+      </w:r>
+      <m:oMath>
+        <m:r>
+          <m:t>9.8</m:t>
+        </m:r>
+      </m:oMath>
+      <w:r>
+        <w:t xml:space="preserve">，或反之——先对标再算。</w:t>
+      </w:r>
+    </w:p>
+    <w:p>
+      <w:pPr>
+        <w:pStyle w:val="Compact"/>
+        <w:numPr>
+          <w:ilvl w:val="0"/>
+          <w:numId w:val="1010"/>
+        </w:numPr>
+      </w:pPr>
+      <w:r>
+        <w:rPr>
+          <w:bCs/>
+          <w:b/>
+        </w:rPr>
+        <w:t xml:space="preserve">高度当位移符号搞反</w:t>
+      </w:r>
+      <w:r>
+        <w:t xml:space="preserve">：向下为正时</w:t>
+      </w:r>
+      <w:r>
+        <w:t xml:space="preserve"> </w:t>
+      </w:r>
+      <m:oMath>
+        <m:r>
+          <m:t>h</m:t>
+        </m:r>
+      </m:oMath>
+      <w:r>
+        <w:t xml:space="preserve"> </w:t>
+      </w:r>
+      <w:r>
+        <w:t xml:space="preserve">为正；若取向上为正，下落高度要带负号，别两套符号混用。</w:t>
+      </w:r>
+    </w:p>
+    <w:p>
+      <w:pPr>
+        <w:pStyle w:val="FirstParagraph"/>
         <w:shd w:val="clear" w:color="auto" w:fill="FBE9D6"/>
         <w:spacing w:before="100"/>
       </w:pPr>
@@ -846,11 +2652,11 @@
         <w:pStyle w:val="Compact"/>
         <w:numPr>
           <w:ilvl w:val="0"/>
-          <w:numId w:val="1008"/>
+          <w:numId w:val="1011"/>
         </w:numPr>
       </w:pPr>
       <w:r>
-        <w:t xml:space="preserve">前置：质量的概念（质量的物理意义之一正是“惯性量度”）</w:t>
+        <w:t xml:space="preserve">前置：匀变速直线运动通式、代数消元</w:t>
       </w:r>
     </w:p>
     <w:p>
@@ -858,11 +2664,40 @@
         <w:pStyle w:val="Compact"/>
         <w:numPr>
           <w:ilvl w:val="0"/>
-          <w:numId w:val="1008"/>
+          <w:numId w:val="1011"/>
         </w:numPr>
       </w:pPr>
       <w:r>
-        <w:t xml:space="preserve">后置：动量 p = mv 里，质量同样充当“惯性量度”</w:t>
+        <w:t xml:space="preserve">后置：竖直上抛（给初速</w:t>
+      </w:r>
+      <w:r>
+        <w:t xml:space="preserve"> </w:t>
+      </w:r>
+      <m:oMath>
+        <m:r>
+          <m:t>v</m:t>
+        </m:r>
+        <m:r>
+          <m:rPr>
+            <m:sty m:val="p"/>
+          </m:rPr>
+          <m:t>₀</m:t>
+        </m:r>
+        <m:r>
+          <m:rPr>
+            <m:sty m:val="p"/>
+          </m:rPr>
+          <m:t>≠</m:t>
+        </m:r>
+        <m:r>
+          <m:t>0</m:t>
+        </m:r>
+      </m:oMath>
+      <w:r>
+        <w:t xml:space="preserve"> </w:t>
+      </w:r>
+      <w:r>
+        <w:t xml:space="preserve">的对称情形）、平抛（竖直方向就是自由落体）</w:t>
       </w:r>
     </w:p>
     <w:p>
@@ -870,63 +2705,128 @@
         <w:pStyle w:val="Compact"/>
         <w:numPr>
           <w:ilvl w:val="0"/>
-          <w:numId w:val="1008"/>
+          <w:numId w:val="1011"/>
         </w:numPr>
       </w:pPr>
       <w:r>
-        <w:t xml:space="preserve">考向：辨析“速度大 ⇒ 惯性大”</w:t>
-      </w:r>
-      <w:r>
-        <w:t xml:space="preserve">“</w:t>
-      </w:r>
-      <w:r>
-        <w:t xml:space="preserve">受力大 ⇒ 惯性大</w:t>
-      </w:r>
-      <w:r>
-        <w:t xml:space="preserve">”</w:t>
-      </w:r>
-      <w:r>
-        <w:t xml:space="preserve">两类错法</w:t>
-      </w:r>
-    </w:p>
-    <w:bookmarkEnd w:id="23"/>
-    <w:bookmarkStart w:id="24" w:name="自问自答最容易一看就懂的地方"/>
-    <w:p>
-      <w:pPr>
-        <w:pStyle w:val="Heading3"/>
-      </w:pPr>
-      <w:r>
-        <w:t xml:space="preserve">🤔 自问自答（最容易“一看就懂”的地方）</w:t>
-      </w:r>
-    </w:p>
-    <w:p>
-      <w:pPr>
-        <w:pStyle w:val="FirstParagraph"/>
-      </w:pPr>
-      <w:r>
-        <w:t xml:space="preserve">问：高速飞行的子弹质量很小，静止的火车质量很大。如果都比“谁更想保持它现在的运动状态”，谁赢？</w:t>
-      </w:r>
-    </w:p>
-    <w:p>
-      <w:pPr>
-        <w:pStyle w:val="BodyText"/>
-      </w:pPr>
-      <w:r>
-        <w:t xml:space="preserve">答：</w:t>
-      </w:r>
-      <w:r>
-        <w:rPr>
-          <w:bCs/>
-          <w:b/>
-        </w:rPr>
-        <w:t xml:space="preserve">火车</w:t>
-      </w:r>
-      <w:r>
-        <w:t xml:space="preserve">。惯性只比质量，不比速度——子弹再快也轻，它的“不愿意变”远小于火车。这道题专治把“速度快”误当成“惯性大”。</w:t>
-      </w:r>
-    </w:p>
-    <w:bookmarkEnd w:id="24"/>
-    <w:bookmarkStart w:id="25" w:name="三问简答"/>
+        <w:t xml:space="preserve">考向：实验测</w:t>
+      </w:r>
+      <w:r>
+        <w:t xml:space="preserve"> </w:t>
+      </w:r>
+      <m:oMath>
+        <m:r>
+          <m:t>g</m:t>
+        </m:r>
+      </m:oMath>
+      <w:r>
+        <w:t xml:space="preserve">（</w:t>
+      </w:r>
+      <m:oMath>
+        <m:r>
+          <m:t>g</m:t>
+        </m:r>
+        <m:r>
+          <m:rPr>
+            <m:sty m:val="p"/>
+          </m:rPr>
+          <m:t>=</m:t>
+        </m:r>
+        <m:r>
+          <m:t>2</m:t>
+        </m:r>
+        <m:r>
+          <m:t>h</m:t>
+        </m:r>
+        <m:r>
+          <m:rPr>
+            <m:sty m:val="p"/>
+          </m:rPr>
+          <m:t>/</m:t>
+        </m:r>
+        <m:r>
+          <m:t>t</m:t>
+        </m:r>
+        <m:r>
+          <m:rPr>
+            <m:sty m:val="p"/>
+          </m:rPr>
+          <m:t>²</m:t>
+        </m:r>
+      </m:oMath>
+      <w:r>
+        <w:t xml:space="preserve">）、自由选择公式的辨析</w:t>
+      </w:r>
+    </w:p>
+    <w:p>
+      <w:pPr>
+        <w:pStyle w:val="Compact"/>
+        <w:numPr>
+          <w:ilvl w:val="0"/>
+          <w:numId w:val="1011"/>
+        </w:numPr>
+      </w:pPr>
+      <w:r>
+        <w:t xml:space="preserve">同构：匀强电场中</w:t>
+      </w:r>
+      <w:r>
+        <w:t xml:space="preserve"> </w:t>
+      </w:r>
+      <m:oMath>
+        <m:r>
+          <m:t>v</m:t>
+        </m:r>
+        <m:r>
+          <m:rPr>
+            <m:sty m:val="p"/>
+          </m:rPr>
+          <m:t>²</m:t>
+        </m:r>
+        <m:r>
+          <m:rPr>
+            <m:sty m:val="p"/>
+          </m:rPr>
+          <m:t>=</m:t>
+        </m:r>
+        <m:r>
+          <m:t>2</m:t>
+        </m:r>
+        <m:r>
+          <m:t>a</m:t>
+        </m:r>
+        <m:r>
+          <m:t>d</m:t>
+        </m:r>
+      </m:oMath>
+      <w:r>
+        <w:t xml:space="preserve">、匀强磁场外“恒力场由静到动”都同构</w:t>
+      </w:r>
+    </w:p>
+    <w:p>
+      <w:pPr>
+        <w:pStyle w:val="Compact"/>
+        <w:numPr>
+          <w:ilvl w:val="0"/>
+          <w:numId w:val="1011"/>
+        </w:numPr>
+      </w:pPr>
+      <w:r>
+        <w:t xml:space="preserve">其他：</w:t>
+      </w:r>
+      <m:oMath>
+        <m:r>
+          <m:t>g</m:t>
+        </m:r>
+      </m:oMath>
+      <w:r>
+        <w:t xml:space="preserve"> </w:t>
+      </w:r>
+      <w:r>
+        <w:t xml:space="preserve">随纬度/高度微变，日常题当常数即可</w:t>
+      </w:r>
+    </w:p>
+    <w:bookmarkEnd w:id="28"/>
+    <w:bookmarkStart w:id="29" w:name="三问简答-1"/>
     <w:p>
       <w:pPr>
         <w:pStyle w:val="Heading3"/>
@@ -943,23 +2843,71 @@
         <w:pStyle w:val="Compact"/>
         <w:numPr>
           <w:ilvl w:val="0"/>
-          <w:numId w:val="1009"/>
+          <w:numId w:val="1012"/>
         </w:numPr>
       </w:pPr>
       <w:r>
-        <w:t xml:space="preserve">定律说：不受外力时，物体保持匀速直线或静止；</w:t>
-      </w:r>
-      <w:r>
-        <w:t xml:space="preserve">“</w:t>
-      </w:r>
-      <w:r>
-        <w:t xml:space="preserve">动者恒动、静者恒静</w:t>
-      </w:r>
-      <w:r>
-        <w:t xml:space="preserve">”</w:t>
-      </w:r>
-      <w:r>
-        <w:t xml:space="preserve">是默认，不需要力维持。</w:t>
+        <w:t xml:space="preserve">从通式令</w:t>
+      </w:r>
+      <w:r>
+        <w:t xml:space="preserve"> </w:t>
+      </w:r>
+      <m:oMath>
+        <m:r>
+          <m:t>v</m:t>
+        </m:r>
+        <m:r>
+          <m:rPr>
+            <m:sty m:val="p"/>
+          </m:rPr>
+          <m:t>₀</m:t>
+        </m:r>
+        <m:r>
+          <m:rPr>
+            <m:sty m:val="p"/>
+          </m:rPr>
+          <m:t>=</m:t>
+        </m:r>
+        <m:r>
+          <m:t>0</m:t>
+        </m:r>
+      </m:oMath>
+      <w:r>
+        <w:t xml:space="preserve">、</w:t>
+      </w:r>
+      <m:oMath>
+        <m:r>
+          <m:t>a</m:t>
+        </m:r>
+        <m:r>
+          <m:rPr>
+            <m:sty m:val="p"/>
+          </m:rPr>
+          <m:t>=</m:t>
+        </m:r>
+        <m:r>
+          <m:t>g</m:t>
+        </m:r>
+      </m:oMath>
+      <w:r>
+        <w:t xml:space="preserve"> </w:t>
+      </w:r>
+      <w:r>
+        <w:t xml:space="preserve">推出；消去</w:t>
+      </w:r>
+      <w:r>
+        <w:t xml:space="preserve"> </w:t>
+      </w:r>
+      <m:oMath>
+        <m:r>
+          <m:t>t</m:t>
+        </m:r>
+      </m:oMath>
+      <w:r>
+        <w:t xml:space="preserve"> </w:t>
+      </w:r>
+      <w:r>
+        <w:t xml:space="preserve">得推论，三条本是一家。</w:t>
       </w:r>
     </w:p>
     <w:p>
@@ -967,11 +2915,54 @@
         <w:pStyle w:val="Compact"/>
         <w:numPr>
           <w:ilvl w:val="0"/>
-          <w:numId w:val="1009"/>
+          <w:numId w:val="1012"/>
         </w:numPr>
       </w:pPr>
       <w:r>
-        <w:t xml:space="preserve">真实实验做不到“绝对不受力”，但伽利略的理想实验 + 无数近似（越光滑越接近）让它可靠；它被当成基石，是因为它重新定义了“力”，是整个牛顿力学的起点。</w:t>
+        <w:t xml:space="preserve">看有没有</w:t>
+      </w:r>
+      <w:r>
+        <w:t xml:space="preserve"> </w:t>
+      </w:r>
+      <m:oMath>
+        <m:r>
+          <m:t>t</m:t>
+        </m:r>
+      </m:oMath>
+      <w:r>
+        <w:t xml:space="preserve">：有时间用前两个，没时间用</w:t>
+      </w:r>
+      <w:r>
+        <w:t xml:space="preserve"> </w:t>
+      </w:r>
+      <m:oMath>
+        <m:r>
+          <m:t>v</m:t>
+        </m:r>
+        <m:r>
+          <m:rPr>
+            <m:sty m:val="p"/>
+          </m:rPr>
+          <m:t>²</m:t>
+        </m:r>
+        <m:r>
+          <m:rPr>
+            <m:sty m:val="p"/>
+          </m:rPr>
+          <m:t>=</m:t>
+        </m:r>
+        <m:r>
+          <m:t>2</m:t>
+        </m:r>
+        <m:r>
+          <m:t>g</m:t>
+        </m:r>
+        <m:r>
+          <m:t>h</m:t>
+        </m:r>
+      </m:oMath>
+      <w:r>
+        <w:t xml:space="preserve">。</w:t>
       </w:r>
     </w:p>
     <w:p>
@@ -979,31 +2970,105 @@
         <w:pStyle w:val="Compact"/>
         <w:numPr>
           <w:ilvl w:val="0"/>
-          <w:numId w:val="1009"/>
+          <w:numId w:val="1012"/>
         </w:numPr>
       </w:pPr>
       <w:r>
-        <w:t xml:space="preserve">最易栽在：把力当成“维持运动的原因”、把“惯性”当成一种力、以为“速度大惯性就大”。</w:t>
-      </w:r>
-    </w:p>
-    <w:bookmarkEnd w:id="25"/>
-    <w:bookmarkEnd w:id="26"/>
-    <w:bookmarkStart w:id="29" w:name="板块-2两个经典误区"/>
+        <w:t xml:space="preserve">最易栽在漏</w:t>
+      </w:r>
+      <w:r>
+        <w:t xml:space="preserve"> </w:t>
+      </w:r>
+      <m:oMath>
+        <m:r>
+          <m:rPr>
+            <m:sty m:val="p"/>
+          </m:rPr>
+          <m:t>½</m:t>
+        </m:r>
+      </m:oMath>
+      <w:r>
+        <w:t xml:space="preserve">、开方符号、</w:t>
+      </w:r>
+      <m:oMath>
+        <m:r>
+          <m:t>g</m:t>
+        </m:r>
+      </m:oMath>
+      <w:r>
+        <w:t xml:space="preserve"> </w:t>
+      </w:r>
+      <w:r>
+        <w:t xml:space="preserve">取值、坐标正方向四处。</w:t>
+      </w:r>
+    </w:p>
+    <w:bookmarkEnd w:id="29"/>
+    <w:bookmarkEnd w:id="30"/>
+    <w:bookmarkStart w:id="34" w:name="板块-3竖直上抛与对称性"/>
     <w:p>
       <w:pPr>
         <w:pStyle w:val="Heading2"/>
       </w:pPr>
       <w:r>
-        <w:t xml:space="preserve">板块 2：两个经典误区</w:t>
-      </w:r>
-    </w:p>
-    <w:bookmarkStart w:id="27" w:name="最常见的错法"/>
+        <w:t xml:space="preserve">板块 3：竖直上抛与对称性</w:t>
+      </w:r>
+    </w:p>
+    <w:bookmarkStart w:id="31" w:name="本板块三问-2"/>
     <w:p>
       <w:pPr>
         <w:pStyle w:val="Heading3"/>
       </w:pPr>
       <w:r>
-        <w:t xml:space="preserve">📍 [1.3] 最常见的错法</w:t>
+        <w:rPr>
+          <w:color w:val="B26B00"/>
+        </w:rPr>
+        <w:t xml:space="preserve">❓ 本板块三问</w:t>
+      </w:r>
+    </w:p>
+    <w:p>
+      <w:pPr>
+        <w:pStyle w:val="Compact"/>
+        <w:numPr>
+          <w:ilvl w:val="0"/>
+          <w:numId w:val="1013"/>
+        </w:numPr>
+      </w:pPr>
+      <w:r>
+        <w:t xml:space="preserve">往上扔的石头，为什么“上去”和“下来”用的时间一样、经过同一点速度大小一样？</w:t>
+      </w:r>
+    </w:p>
+    <w:p>
+      <w:pPr>
+        <w:pStyle w:val="Compact"/>
+        <w:numPr>
+          <w:ilvl w:val="0"/>
+          <w:numId w:val="1013"/>
+        </w:numPr>
+      </w:pPr>
+      <w:r>
+        <w:t xml:space="preserve">这套对称性，做题能省多少事？</w:t>
+      </w:r>
+    </w:p>
+    <w:p>
+      <w:pPr>
+        <w:pStyle w:val="Compact"/>
+        <w:numPr>
+          <w:ilvl w:val="0"/>
+          <w:numId w:val="1013"/>
+        </w:numPr>
+      </w:pPr>
+      <w:r>
+        <w:t xml:space="preserve">实际用的时候，人最容易栽在哪一脚？</w:t>
+      </w:r>
+    </w:p>
+    <w:bookmarkEnd w:id="31"/>
+    <w:bookmarkStart w:id="32" w:name="上升与下降为何互为镜像"/>
+    <w:p>
+      <w:pPr>
+        <w:pStyle w:val="Heading3"/>
+      </w:pPr>
+      <w:r>
+        <w:t xml:space="preserve">📍 [3.1] 上升与下降为何互为镜像</w:t>
       </w:r>
     </w:p>
     <w:p>
@@ -1030,10 +3095,38 @@
     </w:p>
     <w:p>
       <w:pPr>
+        <w:pStyle w:val="BodyText"/>
+      </w:pPr>
+      <w:r>
+        <w:t xml:space="preserve">竖直上抛 = 向上的初速</w:t>
+      </w:r>
+      <w:r>
+        <w:t xml:space="preserve"> </w:t>
+      </w:r>
+      <m:oMath>
+        <m:r>
+          <m:t>v</m:t>
+        </m:r>
+        <m:r>
+          <m:rPr>
+            <m:sty m:val="p"/>
+          </m:rPr>
+          <m:t>₀</m:t>
+        </m:r>
+      </m:oMath>
+      <w:r>
+        <w:t xml:space="preserve"> </w:t>
+      </w:r>
+      <w:r>
+        <w:t xml:space="preserve">+ 只受重力。把它拆成两段看：</w:t>
+      </w:r>
+    </w:p>
+    <w:p>
+      <w:pPr>
         <w:pStyle w:val="Compact"/>
         <w:numPr>
           <w:ilvl w:val="0"/>
-          <w:numId w:val="1010"/>
+          <w:numId w:val="1014"/>
         </w:numPr>
       </w:pPr>
       <w:r>
@@ -1041,75 +3134,108 @@
           <w:bCs/>
           <w:b/>
         </w:rPr>
-        <w:t xml:space="preserve">不受力 vs 受力平衡混为一谈</w:t>
-      </w:r>
-      <w:r>
-        <w:t xml:space="preserve">：合力为零时效果“等同”不受力（都保持原状态），但</w:t>
-      </w:r>
+        <w:t xml:space="preserve">上升段</w:t>
+      </w:r>
+      <w:r>
+        <w:t xml:space="preserve">：加速度向下，速度从</w:t>
+      </w:r>
+      <w:r>
+        <w:t xml:space="preserve"> </w:t>
+      </w:r>
+      <m:oMath>
+        <m:r>
+          <m:t>v</m:t>
+        </m:r>
+        <m:r>
+          <m:rPr>
+            <m:sty m:val="p"/>
+          </m:rPr>
+          <m:t>₀</m:t>
+        </m:r>
+      </m:oMath>
+      <w:r>
+        <w:t xml:space="preserve"> </w:t>
+      </w:r>
+      <w:r>
+        <w:t xml:space="preserve">减到 0，是“匀减速到停”。</w:t>
+      </w:r>
+    </w:p>
+    <w:p>
+      <w:pPr>
+        <w:pStyle w:val="Compact"/>
+        <w:numPr>
+          <w:ilvl w:val="0"/>
+          <w:numId w:val="1014"/>
+        </w:numPr>
+      </w:pPr>
       <w:r>
         <w:rPr>
           <w:bCs/>
           <w:b/>
         </w:rPr>
-        <w:t xml:space="preserve">原因不同</w:t>
-      </w:r>
-      <w:r>
-        <w:t xml:space="preserve">——平衡是同时受好几个力、互相抵消，并非真的没受力。表述要分清“效果等价”和“条件相同”。</w:t>
-      </w:r>
-    </w:p>
-    <w:p>
-      <w:pPr>
-        <w:pStyle w:val="Compact"/>
-        <w:numPr>
-          <w:ilvl w:val="0"/>
-          <w:numId w:val="1010"/>
-        </w:numPr>
-      </w:pPr>
+        <w:t xml:space="preserve">下降段</w:t>
+      </w:r>
+      <w:r>
+        <w:t xml:space="preserve">：从最高点自由下落回原处，是“初速为零的匀加速”。</w:t>
+      </w:r>
+    </w:p>
+    <w:p>
+      <w:pPr>
+        <w:pStyle w:val="FirstParagraph"/>
+      </w:pPr>
+      <w:r>
+        <w:t xml:space="preserve">因为全过程加速度恒为</w:t>
+      </w:r>
+      <w:r>
+        <w:t xml:space="preserve"> </w:t>
+      </w:r>
+      <m:oMath>
+        <m:r>
+          <m:t>g</m:t>
+        </m:r>
+      </m:oMath>
+      <w:r>
+        <w:t xml:space="preserve">、且上升和下降经过同一段高度，两段在数值上</w:t>
+      </w:r>
       <w:r>
         <w:rPr>
           <w:bCs/>
           <w:b/>
         </w:rPr>
-        <w:t xml:space="preserve">速度大 ⇒ 惯性大</w:t>
-      </w:r>
-      <w:r>
-        <w:t xml:space="preserve">：错。惯性只由质量定，与速度无关。</w:t>
-      </w:r>
-    </w:p>
-    <w:p>
-      <w:pPr>
-        <w:pStyle w:val="Compact"/>
-        <w:numPr>
-          <w:ilvl w:val="0"/>
-          <w:numId w:val="1010"/>
-        </w:numPr>
-      </w:pPr>
-      <w:r>
-        <w:rPr>
-          <w:bCs/>
-          <w:b/>
-        </w:rPr>
-        <w:t xml:space="preserve">有力才有运动</w:t>
-      </w:r>
-      <w:r>
-        <w:t xml:space="preserve">：错。匀速直线运动可以不受力（或合力为零）一直进行；</w:t>
-      </w:r>
-      <w:r>
-        <w:t xml:space="preserve">“</w:t>
-      </w:r>
-      <w:r>
-        <w:t xml:space="preserve">动</w:t>
-      </w:r>
-      <w:r>
-        <w:t xml:space="preserve">”</w:t>
-      </w:r>
-      <w:r>
-        <w:t xml:space="preserve">不需要持续的力来养着。</w:t>
-      </w:r>
-    </w:p>
-    <w:p>
-      <w:pPr>
-        <w:pStyle w:val="FirstParagraph"/>
+        <w:t xml:space="preserve">完全对称</w:t>
+      </w:r>
+      <w:r>
+        <w:t xml:space="preserve">：上升用时 = 下降用时；回到抛出点时速度大小 =</w:t>
+      </w:r>
+      <w:r>
+        <w:t xml:space="preserve"> </w:t>
+      </w:r>
+      <m:oMath>
+        <m:r>
+          <m:t>v</m:t>
+        </m:r>
+        <m:r>
+          <m:rPr>
+            <m:sty m:val="p"/>
+          </m:rPr>
+          <m:t>₀</m:t>
+        </m:r>
+      </m:oMath>
+      <w:r>
+        <w:t xml:space="preserve">、方向向下。</w:t>
+      </w:r>
+    </w:p>
+    <w:p>
+      <w:pPr>
+        <w:pStyle w:val="BodyText"/>
+      </w:pPr>
+      <w:r>
+        <w:t xml:space="preserve">这套对称是白送的省力工具：很多题不用分段算，直接套“对称性”一口出。</w:t>
+      </w:r>
+    </w:p>
+    <w:p>
+      <w:pPr>
+        <w:pStyle w:val="BodyText"/>
         <w:shd w:val="clear" w:color="auto" w:fill="E8F3EC"/>
         <w:spacing w:before="100"/>
       </w:pPr>
@@ -1135,21 +3261,84 @@
         <w:pStyle w:val="Compact"/>
         <w:numPr>
           <w:ilvl w:val="0"/>
-          <w:numId w:val="1011"/>
+          <w:numId w:val="1015"/>
         </w:numPr>
       </w:pPr>
       <w:r>
-        <w:t xml:space="preserve">不受力 ⇔ 合力为零（</w:t>
-      </w:r>
-      <w:r>
-        <w:rPr>
-          <w:bCs/>
-          <w:b/>
-        </w:rPr>
-        <w:t xml:space="preserve">效果等价</w:t>
-      </w:r>
-      <w:r>
-        <w:t xml:space="preserve">，但说法不等价）；做题写“受力平衡”比写“不受力”更准。</w:t>
+        <w:t xml:space="preserve">上升时间</w:t>
+      </w:r>
+      <w:r>
+        <w:t xml:space="preserve"> </w:t>
+      </w:r>
+      <m:oMath>
+        <m:sSub>
+          <m:e>
+            <m:r>
+              <m:t>t</m:t>
+            </m:r>
+          </m:e>
+          <m:sub>
+            <m:r>
+              <m:t>1</m:t>
+            </m:r>
+          </m:sub>
+        </m:sSub>
+        <m:r>
+          <m:rPr>
+            <m:sty m:val="p"/>
+          </m:rPr>
+          <m:t>=</m:t>
+        </m:r>
+        <m:r>
+          <m:t>v</m:t>
+        </m:r>
+        <m:r>
+          <m:rPr>
+            <m:sty m:val="p"/>
+          </m:rPr>
+          <m:t>₀</m:t>
+        </m:r>
+        <m:r>
+          <m:rPr>
+            <m:sty m:val="p"/>
+          </m:rPr>
+          <m:t>/</m:t>
+        </m:r>
+        <m:r>
+          <m:t>g</m:t>
+        </m:r>
+      </m:oMath>
+      <w:r>
+        <w:t xml:space="preserve">，下落回原处时间相同；总飞行时间</w:t>
+      </w:r>
+      <w:r>
+        <w:t xml:space="preserve"> </w:t>
+      </w:r>
+      <m:oMath>
+        <m:r>
+          <m:t>2</m:t>
+        </m:r>
+        <m:r>
+          <m:t>v</m:t>
+        </m:r>
+        <m:r>
+          <m:rPr>
+            <m:sty m:val="p"/>
+          </m:rPr>
+          <m:t>₀</m:t>
+        </m:r>
+        <m:r>
+          <m:rPr>
+            <m:sty m:val="p"/>
+          </m:rPr>
+          <m:t>/</m:t>
+        </m:r>
+        <m:r>
+          <m:t>g</m:t>
+        </m:r>
+      </m:oMath>
+      <w:r>
+        <w:t xml:space="preserve">。</w:t>
       </w:r>
     </w:p>
     <w:p>
@@ -1157,11 +3346,40 @@
         <w:pStyle w:val="Compact"/>
         <w:numPr>
           <w:ilvl w:val="0"/>
-          <w:numId w:val="1011"/>
+          <w:numId w:val="1015"/>
         </w:numPr>
       </w:pPr>
       <w:r>
-        <w:t xml:space="preserve">惯性 ≠ 力，惯性 ≠ 速度。</w:t>
+        <w:t xml:space="preserve">回到抛出点速率 =</w:t>
+      </w:r>
+      <w:r>
+        <w:t xml:space="preserve"> </w:t>
+      </w:r>
+      <m:oMath>
+        <m:r>
+          <m:t>v</m:t>
+        </m:r>
+        <m:r>
+          <m:rPr>
+            <m:sty m:val="p"/>
+          </m:rPr>
+          <m:t>₀</m:t>
+        </m:r>
+      </m:oMath>
+      <w:r>
+        <w:t xml:space="preserve">，方向向下（位移为零、路程不为零）。</w:t>
+      </w:r>
+    </w:p>
+    <w:p>
+      <w:pPr>
+        <w:pStyle w:val="Compact"/>
+        <w:numPr>
+          <w:ilvl w:val="0"/>
+          <w:numId w:val="1015"/>
+        </w:numPr>
+      </w:pPr>
+      <w:r>
+        <w:t xml:space="preserve">同一高度处，上升与下降速度大小相等、方向相反。</w:t>
       </w:r>
     </w:p>
     <w:p>
@@ -1192,7 +3410,7 @@
         <w:pStyle w:val="Compact"/>
         <w:numPr>
           <w:ilvl w:val="0"/>
-          <w:numId w:val="1012"/>
+          <w:numId w:val="1016"/>
         </w:numPr>
       </w:pPr>
       <w:r>
@@ -1200,22 +3418,39 @@
           <w:bCs/>
           <w:b/>
         </w:rPr>
-        <w:t xml:space="preserve">惯性不是力</w:t>
-      </w:r>
-      <w:r>
-        <w:t xml:space="preserve">：绝不说“受到惯性力”</w:t>
-      </w:r>
-      <w:r>
-        <w:t xml:space="preserve">“</w:t>
-      </w:r>
-      <w:r>
-        <w:t xml:space="preserve">被惯性推</w:t>
-      </w:r>
-      <w:r>
-        <w:t xml:space="preserve">”</w:t>
-      </w:r>
-      <w:r>
-        <w:t xml:space="preserve">。惯性是物体自身的属性，没有施力物。</w:t>
+        <w:t xml:space="preserve">把“位移为零”当成“路程为零”</w:t>
+      </w:r>
+      <w:r>
+        <w:t xml:space="preserve">：回到抛出点位移是 0，但石头确实跑了一上一下，路程是</w:t>
+      </w:r>
+      <w:r>
+        <w:t xml:space="preserve"> </w:t>
+      </w:r>
+      <m:oMath>
+        <m:r>
+          <m:t>2</m:t>
+        </m:r>
+        <m:sSub>
+          <m:e>
+            <m:r>
+              <m:t>h</m:t>
+            </m:r>
+          </m:e>
+          <m:sub>
+            <m:r>
+              <m:t>m</m:t>
+            </m:r>
+            <m:r>
+              <m:t>a</m:t>
+            </m:r>
+            <m:r>
+              <m:t>x</m:t>
+            </m:r>
+          </m:sub>
+        </m:sSub>
+      </m:oMath>
+      <w:r>
+        <w:t xml:space="preserve">。</w:t>
       </w:r>
     </w:p>
     <w:p>
@@ -1223,7 +3458,7 @@
         <w:pStyle w:val="Compact"/>
         <w:numPr>
           <w:ilvl w:val="0"/>
-          <w:numId w:val="1012"/>
+          <w:numId w:val="1016"/>
         </w:numPr>
       </w:pPr>
       <w:r>
@@ -1231,10 +3466,20 @@
           <w:bCs/>
           <w:b/>
         </w:rPr>
-        <w:t xml:space="preserve">速度大 ≠ 惯性大</w:t>
-      </w:r>
-      <w:r>
-        <w:t xml:space="preserve">：惯性只看质量。子弹飞再快也轻，静止的火车再慢也重——比的是质量，不是速度。</w:t>
+        <w:t xml:space="preserve">对称只在同一高度成立</w:t>
+      </w:r>
+      <w:r>
+        <w:t xml:space="preserve">：别把“最高点速度为零”套到“中途某点”——中途点上下行速度大小相等，但最高点只有一个。</w:t>
+      </w:r>
+    </w:p>
+    <w:bookmarkEnd w:id="32"/>
+    <w:bookmarkStart w:id="33" w:name="镜像题对同一机理条件反过来"/>
+    <w:p>
+      <w:pPr>
+        <w:pStyle w:val="Heading3"/>
+      </w:pPr>
+      <w:r>
+        <w:t xml:space="preserve">🔁 镜像题对（同一机理，条件反过来）</w:t>
       </w:r>
     </w:p>
     <w:p>
@@ -1242,7 +3487,7 @@
         <w:pStyle w:val="Compact"/>
         <w:numPr>
           <w:ilvl w:val="0"/>
-          <w:numId w:val="1012"/>
+          <w:numId w:val="1017"/>
         </w:numPr>
       </w:pPr>
       <w:r>
@@ -1250,20 +3495,59 @@
           <w:bCs/>
           <w:b/>
         </w:rPr>
-        <w:t xml:space="preserve">不受力 ≠ 受力平衡（说法上）</w:t>
-      </w:r>
-      <w:r>
-        <w:t xml:space="preserve">：两者效果都“保持原状”，但平衡是好几个力互相抵消，并非真没受力；写原因时优先写“受力平衡”。</w:t>
-      </w:r>
-    </w:p>
-    <w:bookmarkEnd w:id="27"/>
-    <w:bookmarkStart w:id="28" w:name="镜像题对同一机理条件反过来"/>
-    <w:p>
-      <w:pPr>
-        <w:pStyle w:val="Heading3"/>
-      </w:pPr>
-      <w:r>
-        <w:t xml:space="preserve">🔁 镜像题对（同一机理，条件反过来）</w:t>
+        <w:t xml:space="preserve">题 A（上抛）</w:t>
+      </w:r>
+      <w:r>
+        <w:t xml:space="preserve">：以</w:t>
+      </w:r>
+      <w:r>
+        <w:t xml:space="preserve"> </w:t>
+      </w:r>
+      <m:oMath>
+        <m:r>
+          <m:t>v</m:t>
+        </m:r>
+        <m:r>
+          <m:rPr>
+            <m:sty m:val="p"/>
+          </m:rPr>
+          <m:t>₀</m:t>
+        </m:r>
+      </m:oMath>
+      <w:r>
+        <w:t xml:space="preserve"> </w:t>
+      </w:r>
+      <w:r>
+        <w:t xml:space="preserve">竖直上抛一球，求它回到抛出点的速度。</w:t>
+      </w:r>
+      <w:r>
+        <w:t xml:space="preserve"> </w:t>
+      </w:r>
+      <w:r>
+        <w:t xml:space="preserve">答：大小</w:t>
+      </w:r>
+      <w:r>
+        <w:t xml:space="preserve"> </w:t>
+      </w:r>
+      <m:oMath>
+        <m:r>
+          <m:rPr>
+            <m:sty m:val="p"/>
+          </m:rPr>
+          <m:t>=</m:t>
+        </m:r>
+        <m:r>
+          <m:t>v</m:t>
+        </m:r>
+        <m:r>
+          <m:rPr>
+            <m:sty m:val="p"/>
+          </m:rPr>
+          <m:t>₀</m:t>
+        </m:r>
+      </m:oMath>
+      <w:r>
+        <w:t xml:space="preserve">，方向向下。全过程对称，落回原处速率不变只是反向。</w:t>
       </w:r>
     </w:p>
     <w:p>
@@ -1271,7 +3555,7 @@
         <w:pStyle w:val="Compact"/>
         <w:numPr>
           <w:ilvl w:val="0"/>
-          <w:numId w:val="1013"/>
+          <w:numId w:val="1017"/>
         </w:numPr>
       </w:pPr>
       <w:r>
@@ -1279,61 +3563,88 @@
           <w:bCs/>
           <w:b/>
         </w:rPr>
-        <w:t xml:space="preserve">题 A</w:t>
-      </w:r>
-      <w:r>
-        <w:t xml:space="preserve">：汽车急刹车，乘客向前倾。是因为“受到向前的力”还是“惯性”？</w:t>
-      </w:r>
-      <w:r>
-        <w:t xml:space="preserve"> </w:t>
-      </w:r>
-      <w:r>
-        <w:t xml:space="preserve">答：</w:t>
-      </w:r>
-      <w:r>
-        <w:rPr>
-          <w:bCs/>
-          <w:b/>
-        </w:rPr>
-        <w:t xml:space="preserve">惯性</w:t>
-      </w:r>
-      <w:r>
-        <w:t xml:space="preserve">——身体下半被座椅带着减速，上半还保持原来的向前运动，于是前倾。没有“向前的力”推你。</w:t>
-      </w:r>
-    </w:p>
-    <w:p>
-      <w:pPr>
-        <w:pStyle w:val="Compact"/>
-        <w:numPr>
-          <w:ilvl w:val="0"/>
-          <w:numId w:val="1013"/>
-        </w:numPr>
-      </w:pPr>
-      <w:r>
-        <w:rPr>
-          <w:bCs/>
-          <w:b/>
-        </w:rPr>
-        <w:t xml:space="preserve">题 B（镜像）</w:t>
-      </w:r>
-      <w:r>
-        <w:t xml:space="preserve">：汽车急加速，乘客向后倾。是因为“受到向后的力”还是“惯性”？</w:t>
-      </w:r>
-      <w:r>
-        <w:t xml:space="preserve"> </w:t>
-      </w:r>
-      <w:r>
-        <w:t xml:space="preserve">答：</w:t>
-      </w:r>
-      <w:r>
-        <w:rPr>
-          <w:bCs/>
-          <w:b/>
-        </w:rPr>
-        <w:t xml:space="preserve">惯性</w:t>
-      </w:r>
-      <w:r>
-        <w:t xml:space="preserve">——车往前窜，身体还停留在原来的慢速状态，相对车向后倒。两题同一机理，只是加速/减速把“倾”的方向反过来。</w:t>
+        <w:t xml:space="preserve">题 B（下抛，镜像）</w:t>
+      </w:r>
+      <w:r>
+        <w:t xml:space="preserve">：以同样大小</w:t>
+      </w:r>
+      <w:r>
+        <w:t xml:space="preserve"> </w:t>
+      </w:r>
+      <m:oMath>
+        <m:r>
+          <m:t>v</m:t>
+        </m:r>
+        <m:r>
+          <m:rPr>
+            <m:sty m:val="p"/>
+          </m:rPr>
+          <m:t>₀</m:t>
+        </m:r>
+      </m:oMath>
+      <w:r>
+        <w:t xml:space="preserve"> </w:t>
+      </w:r>
+      <w:r>
+        <w:t xml:space="preserve">竖直下抛一球，求它落地（从抛出点再下降同样高度</w:t>
+      </w:r>
+      <w:r>
+        <w:t xml:space="preserve"> </w:t>
+      </w:r>
+      <m:oMath>
+        <m:sSub>
+          <m:e>
+            <m:r>
+              <m:t>h</m:t>
+            </m:r>
+          </m:e>
+          <m:sub>
+            <m:r>
+              <m:t>m</m:t>
+            </m:r>
+            <m:r>
+              <m:t>a</m:t>
+            </m:r>
+            <m:r>
+              <m:t>x</m:t>
+            </m:r>
+          </m:sub>
+        </m:sSub>
+      </m:oMath>
+      <w:r>
+        <w:t xml:space="preserve">）的速度。</w:t>
+      </w:r>
+      <w:r>
+        <w:t xml:space="preserve"> </w:t>
+      </w:r>
+      <w:r>
+        <w:t xml:space="preserve">答：同样大小</w:t>
+      </w:r>
+      <w:r>
+        <w:t xml:space="preserve"> </w:t>
+      </w:r>
+      <m:oMath>
+        <m:r>
+          <m:rPr>
+            <m:sty m:val="p"/>
+          </m:rPr>
+          <m:t>=</m:t>
+        </m:r>
+        <m:r>
+          <m:t>v</m:t>
+        </m:r>
+        <m:r>
+          <m:rPr>
+            <m:sty m:val="p"/>
+          </m:rPr>
+          <m:t>₀</m:t>
+        </m:r>
+      </m:oMath>
+      <w:r>
+        <w:t xml:space="preserve"> </w:t>
+      </w:r>
+      <w:r>
+        <w:t xml:space="preserve">向下——因为“从最高点自由下落到该高度”与“从该高度自由下落到最低点”是同一段自由落体，末速相同。两题同一机理，只是“上抛的下降段”被换成了“下抛的全程”，对称性一以贯之。</w:t>
       </w:r>
     </w:p>
     <w:p>
@@ -1341,12 +3652,12 @@
         <w:pStyle w:val="BlockText"/>
       </w:pPr>
       <w:r>
-        <w:t xml:space="preserve">撞一次就懂：倾的方向永远指向“身体想保持的那个旧状态”，不是被某个力推的。</w:t>
-      </w:r>
-    </w:p>
-    <w:bookmarkEnd w:id="28"/>
-    <w:bookmarkEnd w:id="29"/>
-    <w:bookmarkStart w:id="30" w:name="例题示范-有解析"/>
+        <w:t xml:space="preserve">撞一次就懂：上抛不是新题，是自由落体“戴上初速帽子再摘掉”——摘帽那刻，对称开始生效。</w:t>
+      </w:r>
+    </w:p>
+    <w:bookmarkEnd w:id="33"/>
+    <w:bookmarkEnd w:id="34"/>
+    <w:bookmarkStart w:id="35" w:name="例题示范-有解析"/>
     <w:p>
       <w:pPr>
         <w:pStyle w:val="Heading2"/>
@@ -1370,7 +3681,46 @@
         <w:t xml:space="preserve"> </w:t>
       </w:r>
       <w:r>
-        <w:t xml:space="preserve">辨析：被推一把的滑块在光滑冰面上越滑越远，是因为“冰面还在推它”还是“惯性”？</w:t>
+        <w:t xml:space="preserve">从静止自由下落的物体，第 2 s 末的速度与 2 s 内下落的高度各是多少？（取</w:t>
+      </w:r>
+      <w:r>
+        <w:t xml:space="preserve"> </w:t>
+      </w:r>
+      <m:oMath>
+        <m:r>
+          <m:t>g</m:t>
+        </m:r>
+        <m:r>
+          <m:rPr>
+            <m:sty m:val="p"/>
+          </m:rPr>
+          <m:t>=</m:t>
+        </m:r>
+        <m:r>
+          <m:t>10</m:t>
+        </m:r>
+        <m:r>
+          <m:t> </m:t>
+        </m:r>
+        <m:sSup>
+          <m:e>
+            <m:r>
+              <m:rPr>
+                <m:nor/>
+                <m:sty m:val="p"/>
+              </m:rPr>
+              <m:t>m/s</m:t>
+            </m:r>
+          </m:e>
+          <m:sup>
+            <m:r>
+              <m:t>2</m:t>
+            </m:r>
+          </m:sup>
+        </m:sSup>
+      </m:oMath>
+      <w:r>
+        <w:t xml:space="preserve">）</w:t>
       </w:r>
     </w:p>
     <w:p>
@@ -1378,29 +3728,275 @@
         <w:pStyle w:val="BodyText"/>
       </w:pPr>
       <w:r>
-        <w:t xml:space="preserve">解析：光滑冰面近似无摩擦 ⇒ 水平方向不受外力 ⇒ 保持被推时的速度匀速前进。</w:t>
-      </w:r>
-      <w:r>
-        <w:t xml:space="preserve">“</w:t>
-      </w:r>
-      <w:r>
-        <w:t xml:space="preserve">越滑越远</w:t>
-      </w:r>
-      <w:r>
-        <w:t xml:space="preserve">”</w:t>
-      </w:r>
-      <w:r>
-        <w:t xml:space="preserve">是</w:t>
-      </w:r>
-      <w:r>
-        <w:rPr>
-          <w:bCs/>
-          <w:b/>
-        </w:rPr>
-        <w:t xml:space="preserve">惯性</w:t>
-      </w:r>
-      <w:r>
-        <w:t xml:space="preserve">（保持原运动状态），不是冰面继续施力。错答常来自“动就得有东西推”的日常错觉。</w:t>
+        <w:t xml:space="preserve">解析：认模型——自由落体，</w:t>
+      </w:r>
+      <m:oMath>
+        <m:r>
+          <m:t>v</m:t>
+        </m:r>
+        <m:r>
+          <m:rPr>
+            <m:sty m:val="p"/>
+          </m:rPr>
+          <m:t>₀</m:t>
+        </m:r>
+        <m:r>
+          <m:rPr>
+            <m:sty m:val="p"/>
+          </m:rPr>
+          <m:t>=</m:t>
+        </m:r>
+        <m:r>
+          <m:t>0</m:t>
+        </m:r>
+      </m:oMath>
+      <w:r>
+        <w:t xml:space="preserve">。</w:t>
+      </w:r>
+      <w:r>
+        <w:t xml:space="preserve"> </w:t>
+      </w:r>
+      <w:r>
+        <w:t xml:space="preserve">速度：</w:t>
+      </w:r>
+      <m:oMath>
+        <m:r>
+          <m:t>v</m:t>
+        </m:r>
+        <m:r>
+          <m:rPr>
+            <m:sty m:val="p"/>
+          </m:rPr>
+          <m:t>=</m:t>
+        </m:r>
+        <m:r>
+          <m:t>g</m:t>
+        </m:r>
+        <m:r>
+          <m:t>t</m:t>
+        </m:r>
+        <m:r>
+          <m:rPr>
+            <m:sty m:val="p"/>
+          </m:rPr>
+          <m:t>=</m:t>
+        </m:r>
+        <m:r>
+          <m:t>10</m:t>
+        </m:r>
+        <m:r>
+          <m:rPr>
+            <m:sty m:val="p"/>
+          </m:rPr>
+          <m:t>×</m:t>
+        </m:r>
+        <m:r>
+          <m:t>2</m:t>
+        </m:r>
+        <m:r>
+          <m:rPr>
+            <m:sty m:val="p"/>
+          </m:rPr>
+          <m:t>=</m:t>
+        </m:r>
+        <m:r>
+          <m:t>20</m:t>
+        </m:r>
+        <m:r>
+          <m:t> </m:t>
+        </m:r>
+        <m:r>
+          <m:rPr>
+            <m:nor/>
+            <m:sty m:val="p"/>
+          </m:rPr>
+          <m:t>m/s</m:t>
+        </m:r>
+      </m:oMath>
+      <w:r>
+        <w:t xml:space="preserve">，方向向下。</w:t>
+      </w:r>
+      <w:r>
+        <w:t xml:space="preserve"> </w:t>
+      </w:r>
+      <w:r>
+        <w:t xml:space="preserve">高度：</w:t>
+      </w:r>
+      <m:oMath>
+        <m:r>
+          <m:t>h</m:t>
+        </m:r>
+        <m:r>
+          <m:rPr>
+            <m:sty m:val="p"/>
+          </m:rPr>
+          <m:t>=</m:t>
+        </m:r>
+        <m:r>
+          <m:rPr>
+            <m:sty m:val="p"/>
+          </m:rPr>
+          <m:t>½</m:t>
+        </m:r>
+        <m:r>
+          <m:t>g</m:t>
+        </m:r>
+        <m:r>
+          <m:t>t</m:t>
+        </m:r>
+        <m:r>
+          <m:rPr>
+            <m:sty m:val="p"/>
+          </m:rPr>
+          <m:t>²</m:t>
+        </m:r>
+        <m:r>
+          <m:rPr>
+            <m:sty m:val="p"/>
+          </m:rPr>
+          <m:t>=</m:t>
+        </m:r>
+        <m:r>
+          <m:rPr>
+            <m:sty m:val="p"/>
+          </m:rPr>
+          <m:t>½</m:t>
+        </m:r>
+        <m:r>
+          <m:rPr>
+            <m:sty m:val="p"/>
+          </m:rPr>
+          <m:t>×</m:t>
+        </m:r>
+        <m:r>
+          <m:t>10</m:t>
+        </m:r>
+        <m:r>
+          <m:rPr>
+            <m:sty m:val="p"/>
+          </m:rPr>
+          <m:t>×</m:t>
+        </m:r>
+        <m:r>
+          <m:t>2</m:t>
+        </m:r>
+        <m:r>
+          <m:rPr>
+            <m:sty m:val="p"/>
+          </m:rPr>
+          <m:t>²</m:t>
+        </m:r>
+        <m:r>
+          <m:rPr>
+            <m:sty m:val="p"/>
+          </m:rPr>
+          <m:t>=</m:t>
+        </m:r>
+        <m:r>
+          <m:t>20</m:t>
+        </m:r>
+        <m:r>
+          <m:t> </m:t>
+        </m:r>
+        <m:r>
+          <m:rPr>
+            <m:nor/>
+            <m:sty m:val="p"/>
+          </m:rPr>
+          <m:t>m</m:t>
+        </m:r>
+      </m:oMath>
+      <w:r>
+        <w:t xml:space="preserve">。</w:t>
+      </w:r>
+      <w:r>
+        <w:t xml:space="preserve"> </w:t>
+      </w:r>
+      <w:r>
+        <w:t xml:space="preserve">（易错：把</w:t>
+      </w:r>
+      <w:r>
+        <w:t xml:space="preserve"> </w:t>
+      </w:r>
+      <m:oMath>
+        <m:r>
+          <m:t>t</m:t>
+        </m:r>
+        <m:r>
+          <m:rPr>
+            <m:sty m:val="p"/>
+          </m:rPr>
+          <m:t>²</m:t>
+        </m:r>
+      </m:oMath>
+      <w:r>
+        <w:t xml:space="preserve"> </w:t>
+      </w:r>
+      <w:r>
+        <w:t xml:space="preserve">算成</w:t>
+      </w:r>
+      <w:r>
+        <w:t xml:space="preserve"> </w:t>
+      </w:r>
+      <m:oMath>
+        <m:r>
+          <m:t>2</m:t>
+        </m:r>
+        <m:r>
+          <m:rPr>
+            <m:sty m:val="p"/>
+          </m:rPr>
+          <m:t>²</m:t>
+        </m:r>
+        <m:r>
+          <m:rPr>
+            <m:sty m:val="p"/>
+          </m:rPr>
+          <m:t>=</m:t>
+        </m:r>
+        <m:r>
+          <m:t>4</m:t>
+        </m:r>
+      </m:oMath>
+      <w:r>
+        <w:t xml:space="preserve"> </w:t>
+      </w:r>
+      <w:r>
+        <w:t xml:space="preserve">后忘乘前面的</w:t>
+      </w:r>
+      <w:r>
+        <w:t xml:space="preserve"> </w:t>
+      </w:r>
+      <m:oMath>
+        <m:r>
+          <m:rPr>
+            <m:sty m:val="p"/>
+          </m:rPr>
+          <m:t>½</m:t>
+        </m:r>
+      </m:oMath>
+      <w:r>
+        <w:t xml:space="preserve">，写成</w:t>
+      </w:r>
+      <w:r>
+        <w:t xml:space="preserve"> </w:t>
+      </w:r>
+      <m:oMath>
+        <m:r>
+          <m:t>h</m:t>
+        </m:r>
+        <m:r>
+          <m:rPr>
+            <m:sty m:val="p"/>
+          </m:rPr>
+          <m:t>=</m:t>
+        </m:r>
+        <m:r>
+          <m:t>40</m:t>
+        </m:r>
+      </m:oMath>
+      <w:r>
+        <w:t xml:space="preserve">；平方别漏系数。）</w:t>
       </w:r>
     </w:p>
     <w:p>
@@ -1418,7 +4014,66 @@
         <w:t xml:space="preserve"> </w:t>
       </w:r>
       <w:r>
-        <w:t xml:space="preserve">为什么汽车安全带能救人？</w:t>
+        <w:t xml:space="preserve">以</w:t>
+      </w:r>
+      <w:r>
+        <w:t xml:space="preserve"> </w:t>
+      </w:r>
+      <m:oMath>
+        <m:r>
+          <m:t>v</m:t>
+        </m:r>
+        <m:r>
+          <m:rPr>
+            <m:sty m:val="p"/>
+          </m:rPr>
+          <m:t>₀</m:t>
+        </m:r>
+        <m:r>
+          <m:rPr>
+            <m:sty m:val="p"/>
+          </m:rPr>
+          <m:t>=</m:t>
+        </m:r>
+        <m:r>
+          <m:t>20</m:t>
+        </m:r>
+        <m:r>
+          <m:t> </m:t>
+        </m:r>
+        <m:r>
+          <m:rPr>
+            <m:nor/>
+            <m:sty m:val="p"/>
+          </m:rPr>
+          <m:t>m/s</m:t>
+        </m:r>
+      </m:oMath>
+      <w:r>
+        <w:t xml:space="preserve"> </w:t>
+      </w:r>
+      <w:r>
+        <w:t xml:space="preserve">竖直上抛，多久回到抛出点？回到时速度多大？（取</w:t>
+      </w:r>
+      <w:r>
+        <w:t xml:space="preserve"> </w:t>
+      </w:r>
+      <m:oMath>
+        <m:r>
+          <m:t>g</m:t>
+        </m:r>
+        <m:r>
+          <m:rPr>
+            <m:sty m:val="p"/>
+          </m:rPr>
+          <m:t>=</m:t>
+        </m:r>
+        <m:r>
+          <m:t>10</m:t>
+        </m:r>
+      </m:oMath>
+      <w:r>
+        <w:t xml:space="preserve">）</w:t>
       </w:r>
     </w:p>
     <w:p>
@@ -1426,31 +4081,317 @@
         <w:pStyle w:val="BodyText"/>
       </w:pPr>
       <w:r>
-        <w:t xml:space="preserve">解析：车骤停时，人因</w:t>
-      </w:r>
-      <w:r>
-        <w:rPr>
-          <w:bCs/>
-          <w:b/>
-        </w:rPr>
-        <w:t xml:space="preserve">惯性</w:t>
-      </w:r>
-      <w:r>
-        <w:t xml:space="preserve">仍要保持原来的向前运动，会继续前冲撞向方向盘。安全带提供一道</w:t>
-      </w:r>
-      <w:r>
-        <w:rPr>
-          <w:bCs/>
-          <w:b/>
-        </w:rPr>
-        <w:t xml:space="preserve">外力</w:t>
-      </w:r>
-      <w:r>
-        <w:t xml:space="preserve">，在人被撞前就改变人的运动状态、把人拉住。这是“力改变运动状态”和“惯性保持原状”同框的典型。</w:t>
-      </w:r>
-    </w:p>
-    <w:bookmarkEnd w:id="30"/>
-    <w:bookmarkStart w:id="31" w:name="习题自己做-不给答案"/>
+        <w:t xml:space="preserve">解析：用对称性最快——上去</w:t>
+      </w:r>
+      <w:r>
+        <w:t xml:space="preserve"> </w:t>
+      </w:r>
+      <m:oMath>
+        <m:sSub>
+          <m:e>
+            <m:r>
+              <m:t>t</m:t>
+            </m:r>
+          </m:e>
+          <m:sub>
+            <m:r>
+              <m:t>1</m:t>
+            </m:r>
+          </m:sub>
+        </m:sSub>
+        <m:r>
+          <m:rPr>
+            <m:sty m:val="p"/>
+          </m:rPr>
+          <m:t>=</m:t>
+        </m:r>
+        <m:r>
+          <m:t>v</m:t>
+        </m:r>
+        <m:r>
+          <m:rPr>
+            <m:sty m:val="p"/>
+          </m:rPr>
+          <m:t>₀</m:t>
+        </m:r>
+        <m:r>
+          <m:rPr>
+            <m:sty m:val="p"/>
+          </m:rPr>
+          <m:t>/</m:t>
+        </m:r>
+        <m:r>
+          <m:t>g</m:t>
+        </m:r>
+        <m:r>
+          <m:rPr>
+            <m:sty m:val="p"/>
+          </m:rPr>
+          <m:t>=</m:t>
+        </m:r>
+        <m:r>
+          <m:t>20</m:t>
+        </m:r>
+        <m:r>
+          <m:rPr>
+            <m:sty m:val="p"/>
+          </m:rPr>
+          <m:t>/</m:t>
+        </m:r>
+        <m:r>
+          <m:t>10</m:t>
+        </m:r>
+        <m:r>
+          <m:rPr>
+            <m:sty m:val="p"/>
+          </m:rPr>
+          <m:t>=</m:t>
+        </m:r>
+        <m:r>
+          <m:t>2</m:t>
+        </m:r>
+        <m:r>
+          <m:t> </m:t>
+        </m:r>
+        <m:r>
+          <m:rPr>
+            <m:nor/>
+            <m:sty m:val="p"/>
+          </m:rPr>
+          <m:t>s</m:t>
+        </m:r>
+      </m:oMath>
+      <w:r>
+        <w:t xml:space="preserve">，下来同样 2 s，总</w:t>
+      </w:r>
+      <w:r>
+        <w:t xml:space="preserve"> </w:t>
+      </w:r>
+      <m:oMath>
+        <m:r>
+          <m:t>4</m:t>
+        </m:r>
+        <m:r>
+          <m:t> </m:t>
+        </m:r>
+        <m:r>
+          <m:rPr>
+            <m:nor/>
+            <m:sty m:val="p"/>
+          </m:rPr>
+          <m:t>s</m:t>
+        </m:r>
+      </m:oMath>
+      <w:r>
+        <w:t xml:space="preserve">；落回速率</w:t>
+      </w:r>
+      <w:r>
+        <w:t xml:space="preserve"> </w:t>
+      </w:r>
+      <m:oMath>
+        <m:r>
+          <m:rPr>
+            <m:sty m:val="p"/>
+          </m:rPr>
+          <m:t>=</m:t>
+        </m:r>
+        <m:r>
+          <m:t>v</m:t>
+        </m:r>
+        <m:r>
+          <m:rPr>
+            <m:sty m:val="p"/>
+          </m:rPr>
+          <m:t>₀</m:t>
+        </m:r>
+        <m:r>
+          <m:rPr>
+            <m:sty m:val="p"/>
+          </m:rPr>
+          <m:t>=</m:t>
+        </m:r>
+        <m:r>
+          <m:t>20</m:t>
+        </m:r>
+        <m:r>
+          <m:t> </m:t>
+        </m:r>
+        <m:r>
+          <m:rPr>
+            <m:nor/>
+            <m:sty m:val="p"/>
+          </m:rPr>
+          <m:t>m/s</m:t>
+        </m:r>
+      </m:oMath>
+      <w:r>
+        <w:t xml:space="preserve">，向下。</w:t>
+      </w:r>
+      <w:r>
+        <w:t xml:space="preserve"> </w:t>
+      </w:r>
+      <w:r>
+        <w:t xml:space="preserve">（若硬算：上升</w:t>
+      </w:r>
+      <w:r>
+        <w:t xml:space="preserve"> </w:t>
+      </w:r>
+      <m:oMath>
+        <m:sSub>
+          <m:e>
+            <m:r>
+              <m:t>h</m:t>
+            </m:r>
+          </m:e>
+          <m:sub>
+            <m:r>
+              <m:t>m</m:t>
+            </m:r>
+            <m:r>
+              <m:t>a</m:t>
+            </m:r>
+            <m:r>
+              <m:t>x</m:t>
+            </m:r>
+          </m:sub>
+        </m:sSub>
+        <m:r>
+          <m:rPr>
+            <m:sty m:val="p"/>
+          </m:rPr>
+          <m:t>=</m:t>
+        </m:r>
+        <m:r>
+          <m:t>v</m:t>
+        </m:r>
+        <m:r>
+          <m:rPr>
+            <m:sty m:val="p"/>
+          </m:rPr>
+          <m:t>₀</m:t>
+        </m:r>
+        <m:r>
+          <m:rPr>
+            <m:sty m:val="p"/>
+          </m:rPr>
+          <m:t>²</m:t>
+        </m:r>
+        <m:r>
+          <m:rPr>
+            <m:sty m:val="p"/>
+          </m:rPr>
+          <m:t>/</m:t>
+        </m:r>
+        <m:d>
+          <m:dPr>
+            <m:begChr m:val="("/>
+            <m:endChr m:val=")"/>
+            <m:sepChr m:val=""/>
+            <m:grow/>
+          </m:dPr>
+          <m:e>
+            <m:r>
+              <m:t>2</m:t>
+            </m:r>
+            <m:r>
+              <m:t>g</m:t>
+            </m:r>
+          </m:e>
+        </m:d>
+        <m:r>
+          <m:rPr>
+            <m:sty m:val="p"/>
+          </m:rPr>
+          <m:t>=</m:t>
+        </m:r>
+        <m:r>
+          <m:t>20</m:t>
+        </m:r>
+        <m:r>
+          <m:t> </m:t>
+        </m:r>
+        <m:r>
+          <m:rPr>
+            <m:nor/>
+            <m:sty m:val="p"/>
+          </m:rPr>
+          <m:t>m</m:t>
+        </m:r>
+      </m:oMath>
+      <w:r>
+        <w:t xml:space="preserve">，下降同高度</w:t>
+      </w:r>
+      <w:r>
+        <w:t xml:space="preserve"> </w:t>
+      </w:r>
+      <m:oMath>
+        <m:sSub>
+          <m:e>
+            <m:r>
+              <m:t>t</m:t>
+            </m:r>
+          </m:e>
+          <m:sub>
+            <m:r>
+              <m:t>下</m:t>
+            </m:r>
+          </m:sub>
+        </m:sSub>
+        <m:r>
+          <m:rPr>
+            <m:sty m:val="p"/>
+          </m:rPr>
+          <m:t>=</m:t>
+        </m:r>
+        <m:rad>
+          <m:radPr>
+            <m:degHide m:val="on"/>
+          </m:radPr>
+          <m:deg/>
+          <m:e>
+            <m:r>
+              <m:t>2</m:t>
+            </m:r>
+            <m:r>
+              <m:t>h</m:t>
+            </m:r>
+            <m:r>
+              <m:rPr>
+                <m:sty m:val="p"/>
+              </m:rPr>
+              <m:t>/</m:t>
+            </m:r>
+            <m:r>
+              <m:t>g</m:t>
+            </m:r>
+          </m:e>
+        </m:rad>
+        <m:r>
+          <m:rPr>
+            <m:sty m:val="p"/>
+          </m:rPr>
+          <m:t>=</m:t>
+        </m:r>
+        <m:r>
+          <m:t>2</m:t>
+        </m:r>
+        <m:r>
+          <m:t> </m:t>
+        </m:r>
+        <m:r>
+          <m:rPr>
+            <m:nor/>
+            <m:sty m:val="p"/>
+          </m:rPr>
+          <m:t>s</m:t>
+        </m:r>
+      </m:oMath>
+      <w:r>
+        <w:t xml:space="preserve">，一致。对称法是捷径而非偷懒。）</w:t>
+      </w:r>
+    </w:p>
+    <w:bookmarkEnd w:id="35"/>
+    <w:bookmarkStart w:id="36" w:name="习题自己做-不给答案"/>
     <w:p>
       <w:pPr>
         <w:pStyle w:val="Heading2"/>
@@ -1464,20 +4405,31 @@
         <w:pStyle w:val="Compact"/>
         <w:numPr>
           <w:ilvl w:val="0"/>
-          <w:numId w:val="1014"/>
+          <w:numId w:val="1018"/>
         </w:numPr>
       </w:pPr>
       <w:r>
-        <w:t xml:space="preserve">判断并改正：</w:t>
-      </w:r>
-      <w:r>
-        <w:t xml:space="preserve">“</w:t>
-      </w:r>
-      <w:r>
-        <w:t xml:space="preserve">物体的速度越大，惯性就越大。</w:t>
-      </w:r>
-      <w:r>
-        <w:t xml:space="preserve">”</w:t>
+        <w:t xml:space="preserve">自由下落 3 s 的物体，末速度与下落高度各是多少？（取</w:t>
+      </w:r>
+      <w:r>
+        <w:t xml:space="preserve"> </w:t>
+      </w:r>
+      <m:oMath>
+        <m:r>
+          <m:t>g</m:t>
+        </m:r>
+        <m:r>
+          <m:rPr>
+            <m:sty m:val="p"/>
+          </m:rPr>
+          <m:t>=</m:t>
+        </m:r>
+        <m:r>
+          <m:t>10</m:t>
+        </m:r>
+      </m:oMath>
+      <w:r>
+        <w:t xml:space="preserve">）</w:t>
       </w:r>
     </w:p>
     <w:p>
@@ -1485,11 +4437,35 @@
         <w:pStyle w:val="Compact"/>
         <w:numPr>
           <w:ilvl w:val="0"/>
-          <w:numId w:val="1014"/>
+          <w:numId w:val="1018"/>
         </w:numPr>
       </w:pPr>
       <w:r>
-        <w:t xml:space="preserve">用力推一张沉重的桌子没推动。能说“推力小于惯性”吗？说明原因。</w:t>
+        <w:t xml:space="preserve">以</w:t>
+      </w:r>
+      <w:r>
+        <w:t xml:space="preserve"> </w:t>
+      </w:r>
+      <m:oMath>
+        <m:r>
+          <m:t>15</m:t>
+        </m:r>
+        <m:r>
+          <m:t> </m:t>
+        </m:r>
+        <m:r>
+          <m:rPr>
+            <m:nor/>
+            <m:sty m:val="p"/>
+          </m:rPr>
+          <m:t>m/s</m:t>
+        </m:r>
+      </m:oMath>
+      <w:r>
+        <w:t xml:space="preserve"> </w:t>
+      </w:r>
+      <w:r>
+        <w:t xml:space="preserve">竖直上抛，求最高点高度与上升时间。</w:t>
       </w:r>
     </w:p>
     <w:p>
@@ -1497,15 +4473,15 @@
         <w:pStyle w:val="Compact"/>
         <w:numPr>
           <w:ilvl w:val="0"/>
-          <w:numId w:val="1014"/>
+          <w:numId w:val="1018"/>
         </w:numPr>
       </w:pPr>
       <w:r>
-        <w:t xml:space="preserve">变式：在匀速上升的电梯里松手让钥匙落下，钥匙相对电梯怎么运动？为什么？（提示：钥匙与电梯原本同速）</w:t>
-      </w:r>
-    </w:p>
-    <w:bookmarkEnd w:id="31"/>
-    <w:bookmarkStart w:id="32" w:name="存疑点"/>
+        <w:t xml:space="preserve">变式：同一高度同時释放 A（自由落体）与 B（水平抛出），谁先落地？为什么？（提示：B 的竖直方向是什么运动）</w:t>
+      </w:r>
+    </w:p>
+    <w:bookmarkEnd w:id="36"/>
+    <w:bookmarkStart w:id="37" w:name="存疑点"/>
     <w:p>
       <w:pPr>
         <w:pStyle w:val="Heading2"/>
@@ -1525,15 +4501,15 @@
         <w:pStyle w:val="Compact"/>
         <w:numPr>
           <w:ilvl w:val="0"/>
-          <w:numId w:val="1015"/>
+          <w:numId w:val="1019"/>
         </w:numPr>
       </w:pPr>
       <w:r>
-        <w:t xml:space="preserve">[S1] 牛顿第一定律说“不受力”，可宇宙里真正不受力的物体几乎不存在。这条定律到底是“理想模型”还是“真定律”？它为何仍可靠？本份只给了理想实验的思路，它为何站得住，留作你回头找人清算。</w:t>
-      </w:r>
-    </w:p>
-    <w:bookmarkEnd w:id="32"/>
-    <w:bookmarkStart w:id="33" w:name="本章站台全章索引页"/>
+        <w:t xml:space="preserve">[S1] 现实里羽毛和铁球并不同时落地，可公式说“真空中同时”。空气阻力到底怎么改写了这个结论？本份只用了“忽略阻力”的理想化，阻力的量级、何时不能忽略、又如何修正，留作你回头找人清算。</w:t>
+      </w:r>
+    </w:p>
+    <w:bookmarkEnd w:id="37"/>
+    <w:bookmarkStart w:id="38" w:name="本章站台全章索引页"/>
     <w:p>
       <w:pPr>
         <w:pStyle w:val="Heading2"/>
@@ -1547,11 +4523,34 @@
         <w:pStyle w:val="Compact"/>
         <w:numPr>
           <w:ilvl w:val="0"/>
-          <w:numId w:val="1016"/>
+          <w:numId w:val="1020"/>
         </w:numPr>
       </w:pPr>
       <w:r>
-        <w:t xml:space="preserve">[1.1] 定律长什么样 —— 总保持 / 力改状态 / 伽利略理想实验</w:t>
+        <w:t xml:space="preserve">[1.1] 自由落体定义 —— 只受重力 + 初速为零；是</w:t>
+      </w:r>
+      <w:r>
+        <w:t xml:space="preserve"> </w:t>
+      </w:r>
+      <m:oMath>
+        <m:r>
+          <m:t>a</m:t>
+        </m:r>
+        <m:r>
+          <m:rPr>
+            <m:sty m:val="p"/>
+          </m:rPr>
+          <m:t>=</m:t>
+        </m:r>
+        <m:r>
+          <m:t>g</m:t>
+        </m:r>
+      </m:oMath>
+      <w:r>
+        <w:t xml:space="preserve"> </w:t>
+      </w:r>
+      <w:r>
+        <w:t xml:space="preserve">的匀加速</w:t>
       </w:r>
     </w:p>
     <w:p>
@@ -1559,11 +4558,58 @@
         <w:pStyle w:val="Compact"/>
         <w:numPr>
           <w:ilvl w:val="0"/>
-          <w:numId w:val="1016"/>
+          <w:numId w:val="1020"/>
         </w:numPr>
       </w:pPr>
       <w:r>
-        <w:t xml:space="preserve">[1.2] 惯性是什么 —— 属性非力，质量唯一量度</w:t>
+        <w:t xml:space="preserve">[2.1] 公式来源 —— 从通式令</w:t>
+      </w:r>
+      <w:r>
+        <w:t xml:space="preserve"> </w:t>
+      </w:r>
+      <m:oMath>
+        <m:r>
+          <m:t>v</m:t>
+        </m:r>
+        <m:r>
+          <m:rPr>
+            <m:sty m:val="p"/>
+          </m:rPr>
+          <m:t>₀</m:t>
+        </m:r>
+        <m:r>
+          <m:rPr>
+            <m:sty m:val="p"/>
+          </m:rPr>
+          <m:t>=</m:t>
+        </m:r>
+        <m:r>
+          <m:t>0</m:t>
+        </m:r>
+        <m:r>
+          <m:rPr>
+            <m:sty m:val="p"/>
+          </m:rPr>
+          <m:t>,</m:t>
+        </m:r>
+        <m:r>
+          <m:t>a</m:t>
+        </m:r>
+        <m:r>
+          <m:rPr>
+            <m:sty m:val="p"/>
+          </m:rPr>
+          <m:t>=</m:t>
+        </m:r>
+        <m:r>
+          <m:t>g</m:t>
+        </m:r>
+      </m:oMath>
+      <w:r>
+        <w:t xml:space="preserve"> </w:t>
+      </w:r>
+      <w:r>
+        <w:t xml:space="preserve">推出</w:t>
       </w:r>
     </w:p>
     <w:p>
@@ -1571,21 +4617,36 @@
         <w:pStyle w:val="Compact"/>
         <w:numPr>
           <w:ilvl w:val="0"/>
-          <w:numId w:val="1016"/>
+          <w:numId w:val="1020"/>
         </w:numPr>
       </w:pPr>
       <w:r>
-        <w:t xml:space="preserve">[1.3] 两个误区 —— 不受力≠受力平衡；惯性≠速度</w:t>
-      </w:r>
-    </w:p>
-    <w:bookmarkEnd w:id="33"/>
-    <w:bookmarkStart w:id="34" w:name="复习总结提炼化-以精为好"/>
-    <w:p>
-      <w:pPr>
-        <w:pStyle w:val="Heading2"/>
-      </w:pPr>
-      <w:r>
-        <w:t xml:space="preserve">📋 复习总结（提炼化 · 以精为好）</w:t>
+        <w:t xml:space="preserve">[2.2] 三公式一张表 —— 看有没有</w:t>
+      </w:r>
+      <w:r>
+        <w:t xml:space="preserve"> </w:t>
+      </w:r>
+      <m:oMath>
+        <m:r>
+          <m:t>t</m:t>
+        </m:r>
+      </m:oMath>
+      <w:r>
+        <w:t xml:space="preserve"> </w:t>
+      </w:r>
+      <w:r>
+        <w:t xml:space="preserve">选公式；</w:t>
+      </w:r>
+      <m:oMath>
+        <m:r>
+          <m:t>g</m:t>
+        </m:r>
+      </m:oMath>
+      <w:r>
+        <w:t xml:space="preserve"> </w:t>
+      </w:r>
+      <w:r>
+        <w:t xml:space="preserve">先对标</w:t>
       </w:r>
     </w:p>
     <w:p>
@@ -1593,18 +4654,21 @@
         <w:pStyle w:val="Compact"/>
         <w:numPr>
           <w:ilvl w:val="0"/>
-          <w:numId w:val="1017"/>
+          <w:numId w:val="1020"/>
         </w:numPr>
       </w:pPr>
       <w:r>
-        <w:t xml:space="preserve">核心：不受外力 ⇒ 保持匀速直线或静止；</w:t>
-      </w:r>
-      <w:r>
-        <w:rPr>
-          <w:bCs/>
-          <w:b/>
-        </w:rPr>
-        <w:t xml:space="preserve">力改状态，不养运动</w:t>
+        <w:t xml:space="preserve">[3.1] 竖直上抛对称 —— 上去=下来；回到抛出点速率不变反向</w:t>
+      </w:r>
+    </w:p>
+    <w:bookmarkEnd w:id="38"/>
+    <w:bookmarkStart w:id="39" w:name="复习总结提炼化-以精为好"/>
+    <w:p>
+      <w:pPr>
+        <w:pStyle w:val="Heading2"/>
+      </w:pPr>
+      <w:r>
+        <w:t xml:space="preserve">📋 复习总结（提炼化 · 以精为好）</w:t>
       </w:r>
     </w:p>
     <w:p>
@@ -1612,11 +4676,31 @@
         <w:pStyle w:val="Compact"/>
         <w:numPr>
           <w:ilvl w:val="0"/>
-          <w:numId w:val="1017"/>
+          <w:numId w:val="1021"/>
         </w:numPr>
       </w:pPr>
       <w:r>
-        <w:t xml:space="preserve">惯性：是属性不是力；大小只看质量，不看速度</w:t>
+        <w:t xml:space="preserve">本质：初速为零、</w:t>
+      </w:r>
+      <m:oMath>
+        <m:r>
+          <m:t>a</m:t>
+        </m:r>
+        <m:r>
+          <m:rPr>
+            <m:sty m:val="p"/>
+          </m:rPr>
+          <m:t>=</m:t>
+        </m:r>
+        <m:r>
+          <m:t>g</m:t>
+        </m:r>
+      </m:oMath>
+      <w:r>
+        <w:t xml:space="preserve"> </w:t>
+      </w:r>
+      <w:r>
+        <w:t xml:space="preserve">的匀加速直线运动</w:t>
       </w:r>
     </w:p>
     <w:p>
@@ -1624,11 +4708,106 @@
         <w:pStyle w:val="Compact"/>
         <w:numPr>
           <w:ilvl w:val="0"/>
-          <w:numId w:val="1017"/>
+          <w:numId w:val="1021"/>
         </w:numPr>
       </w:pPr>
       <w:r>
-        <w:t xml:space="preserve">雷区：不受力混受力平衡、惯性当力、速度大=惯性大</w:t>
+        <w:t xml:space="preserve">三公式同源：</w:t>
+      </w:r>
+      <m:oMath>
+        <m:r>
+          <m:t>v</m:t>
+        </m:r>
+        <m:r>
+          <m:rPr>
+            <m:sty m:val="p"/>
+          </m:rPr>
+          <m:t>=</m:t>
+        </m:r>
+        <m:r>
+          <m:t>g</m:t>
+        </m:r>
+        <m:r>
+          <m:t>t</m:t>
+        </m:r>
+      </m:oMath>
+      <w:r>
+        <w:t xml:space="preserve">、</w:t>
+      </w:r>
+      <m:oMath>
+        <m:r>
+          <m:t>h</m:t>
+        </m:r>
+        <m:r>
+          <m:rPr>
+            <m:sty m:val="p"/>
+          </m:rPr>
+          <m:t>=</m:t>
+        </m:r>
+        <m:r>
+          <m:rPr>
+            <m:sty m:val="p"/>
+          </m:rPr>
+          <m:t>½</m:t>
+        </m:r>
+        <m:r>
+          <m:t>g</m:t>
+        </m:r>
+        <m:r>
+          <m:t>t</m:t>
+        </m:r>
+        <m:r>
+          <m:rPr>
+            <m:sty m:val="p"/>
+          </m:rPr>
+          <m:t>²</m:t>
+        </m:r>
+      </m:oMath>
+      <w:r>
+        <w:t xml:space="preserve">、</w:t>
+      </w:r>
+      <m:oMath>
+        <m:r>
+          <m:t>v</m:t>
+        </m:r>
+        <m:r>
+          <m:rPr>
+            <m:sty m:val="p"/>
+          </m:rPr>
+          <m:t>²</m:t>
+        </m:r>
+        <m:r>
+          <m:rPr>
+            <m:sty m:val="p"/>
+          </m:rPr>
+          <m:t>=</m:t>
+        </m:r>
+        <m:r>
+          <m:t>2</m:t>
+        </m:r>
+        <m:r>
+          <m:t>g</m:t>
+        </m:r>
+        <m:r>
+          <m:t>h</m:t>
+        </m:r>
+      </m:oMath>
+      <w:r>
+        <w:t xml:space="preserve">；有没有</w:t>
+      </w:r>
+      <w:r>
+        <w:t xml:space="preserve"> </w:t>
+      </w:r>
+      <m:oMath>
+        <m:r>
+          <m:t>t</m:t>
+        </m:r>
+      </m:oMath>
+      <w:r>
+        <w:t xml:space="preserve"> </w:t>
+      </w:r>
+      <w:r>
+        <w:t xml:space="preserve">决定用哪个</w:t>
       </w:r>
     </w:p>
     <w:p>
@@ -1636,11 +4815,74 @@
         <w:pStyle w:val="Compact"/>
         <w:numPr>
           <w:ilvl w:val="0"/>
-          <w:numId w:val="1017"/>
+          <w:numId w:val="1021"/>
         </w:numPr>
       </w:pPr>
       <w:r>
-        <w:t xml:space="preserve">镜像：刹车前倾 / 加速后倾，同一惯性机理，方向反过来</w:t>
+        <w:t xml:space="preserve">竖直上抛：对称是捷径——上去=下来，落回速率</w:t>
+      </w:r>
+      <w:r>
+        <w:t xml:space="preserve"> </w:t>
+      </w:r>
+      <m:oMath>
+        <m:r>
+          <m:rPr>
+            <m:sty m:val="p"/>
+          </m:rPr>
+          <m:t>=</m:t>
+        </m:r>
+        <m:r>
+          <m:t>v</m:t>
+        </m:r>
+        <m:r>
+          <m:rPr>
+            <m:sty m:val="p"/>
+          </m:rPr>
+          <m:t>₀</m:t>
+        </m:r>
+      </m:oMath>
+      <w:r>
+        <w:t xml:space="preserve"> </w:t>
+      </w:r>
+      <w:r>
+        <w:t xml:space="preserve">向下</w:t>
+      </w:r>
+    </w:p>
+    <w:p>
+      <w:pPr>
+        <w:pStyle w:val="Compact"/>
+        <w:numPr>
+          <w:ilvl w:val="0"/>
+          <w:numId w:val="1021"/>
+        </w:numPr>
+      </w:pPr>
+      <w:r>
+        <w:t xml:space="preserve">雷区：漏</w:t>
+      </w:r>
+      <w:r>
+        <w:t xml:space="preserve"> </w:t>
+      </w:r>
+      <m:oMath>
+        <m:r>
+          <m:rPr>
+            <m:sty m:val="p"/>
+          </m:rPr>
+          <m:t>½</m:t>
+        </m:r>
+      </m:oMath>
+      <w:r>
+        <w:t xml:space="preserve">、开方符号、</w:t>
+      </w:r>
+      <m:oMath>
+        <m:r>
+          <m:t>g</m:t>
+        </m:r>
+      </m:oMath>
+      <w:r>
+        <w:t xml:space="preserve"> </w:t>
+      </w:r>
+      <w:r>
+        <w:t xml:space="preserve">取值、位移≠路程</w:t>
       </w:r>
     </w:p>
     <w:p>
@@ -1651,8 +4893,8 @@
         <w:t xml:space="preserve">── 本份完成 ──</w:t>
       </w:r>
     </w:p>
-    <w:bookmarkEnd w:id="34"/>
-    <w:bookmarkEnd w:id="35"/>
+    <w:bookmarkEnd w:id="39"/>
+    <w:bookmarkEnd w:id="40"/>
     <w:sectPr>
       <w:pgSz w:h="11906" w:w="8391"/>
       <w:pgMar w:bottom="680" w:footer="720" w:gutter="0" w:header="720" w:left="680" w:right="680" w:top="680"/>
@@ -2065,15 +5307,6 @@
     <w:abstractNumId w:val="991"/>
   </w:num>
   <w:num w:numId="1006">
-    <w:abstractNumId w:val="991"/>
-  </w:num>
-  <w:num w:numId="1007">
-    <w:abstractNumId w:val="991"/>
-  </w:num>
-  <w:num w:numId="1008">
-    <w:abstractNumId w:val="991"/>
-  </w:num>
-  <w:num w:numId="1009">
     <w:abstractNumId w:val="99411"/>
     <w:lvlOverride w:ilvl="0">
       <w:startOverride w:val="1"/>
@@ -2103,7 +5336,7 @@
       <w:startOverride w:val="1"/>
     </w:lvlOverride>
   </w:num>
-  <w:num w:numId="1010">
+  <w:num w:numId="1007">
     <w:abstractNumId w:val="99411"/>
     <w:lvlOverride w:ilvl="0">
       <w:startOverride w:val="1"/>
@@ -2133,16 +5366,19 @@
       <w:startOverride w:val="1"/>
     </w:lvlOverride>
   </w:num>
+  <w:num w:numId="1008">
+    <w:abstractNumId w:val="991"/>
+  </w:num>
+  <w:num w:numId="1009">
+    <w:abstractNumId w:val="991"/>
+  </w:num>
+  <w:num w:numId="1010">
+    <w:abstractNumId w:val="991"/>
+  </w:num>
   <w:num w:numId="1011">
     <w:abstractNumId w:val="991"/>
   </w:num>
   <w:num w:numId="1012">
-    <w:abstractNumId w:val="991"/>
-  </w:num>
-  <w:num w:numId="1013">
-    <w:abstractNumId w:val="991"/>
-  </w:num>
-  <w:num w:numId="1014">
     <w:abstractNumId w:val="99411"/>
     <w:lvlOverride w:ilvl="0">
       <w:startOverride w:val="1"/>
@@ -2172,6 +5408,39 @@
       <w:startOverride w:val="1"/>
     </w:lvlOverride>
   </w:num>
+  <w:num w:numId="1013">
+    <w:abstractNumId w:val="99411"/>
+    <w:lvlOverride w:ilvl="0">
+      <w:startOverride w:val="1"/>
+    </w:lvlOverride>
+    <w:lvlOverride w:ilvl="1">
+      <w:startOverride w:val="1"/>
+    </w:lvlOverride>
+    <w:lvlOverride w:ilvl="2">
+      <w:startOverride w:val="1"/>
+    </w:lvlOverride>
+    <w:lvlOverride w:ilvl="3">
+      <w:startOverride w:val="1"/>
+    </w:lvlOverride>
+    <w:lvlOverride w:ilvl="4">
+      <w:startOverride w:val="1"/>
+    </w:lvlOverride>
+    <w:lvlOverride w:ilvl="5">
+      <w:startOverride w:val="1"/>
+    </w:lvlOverride>
+    <w:lvlOverride w:ilvl="6">
+      <w:startOverride w:val="1"/>
+    </w:lvlOverride>
+    <w:lvlOverride w:ilvl="7">
+      <w:startOverride w:val="1"/>
+    </w:lvlOverride>
+    <w:lvlOverride w:ilvl="8">
+      <w:startOverride w:val="1"/>
+    </w:lvlOverride>
+  </w:num>
+  <w:num w:numId="1014">
+    <w:abstractNumId w:val="991"/>
+  </w:num>
   <w:num w:numId="1015">
     <w:abstractNumId w:val="991"/>
   </w:num>
@@ -2179,6 +5448,45 @@
     <w:abstractNumId w:val="991"/>
   </w:num>
   <w:num w:numId="1017">
+    <w:abstractNumId w:val="991"/>
+  </w:num>
+  <w:num w:numId="1018">
+    <w:abstractNumId w:val="99411"/>
+    <w:lvlOverride w:ilvl="0">
+      <w:startOverride w:val="1"/>
+    </w:lvlOverride>
+    <w:lvlOverride w:ilvl="1">
+      <w:startOverride w:val="1"/>
+    </w:lvlOverride>
+    <w:lvlOverride w:ilvl="2">
+      <w:startOverride w:val="1"/>
+    </w:lvlOverride>
+    <w:lvlOverride w:ilvl="3">
+      <w:startOverride w:val="1"/>
+    </w:lvlOverride>
+    <w:lvlOverride w:ilvl="4">
+      <w:startOverride w:val="1"/>
+    </w:lvlOverride>
+    <w:lvlOverride w:ilvl="5">
+      <w:startOverride w:val="1"/>
+    </w:lvlOverride>
+    <w:lvlOverride w:ilvl="6">
+      <w:startOverride w:val="1"/>
+    </w:lvlOverride>
+    <w:lvlOverride w:ilvl="7">
+      <w:startOverride w:val="1"/>
+    </w:lvlOverride>
+    <w:lvlOverride w:ilvl="8">
+      <w:startOverride w:val="1"/>
+    </w:lvlOverride>
+  </w:num>
+  <w:num w:numId="1019">
+    <w:abstractNumId w:val="991"/>
+  </w:num>
+  <w:num w:numId="1020">
+    <w:abstractNumId w:val="991"/>
+  </w:num>
+  <w:num w:numId="1021">
     <w:abstractNumId w:val="991"/>
   </w:num>
 </w:numbering>
